--- a/downloads/workbook/ai-6-week-20.docx
+++ b/downloads/workbook/ai-6-week-20.docx
@@ -961,6 +961,178 @@
         <w:t>Project connection: For the Grounded Learning Service, retain an annotated trace and the changed-case result. Name the contract or evidence that makes the deciding step valid, so another team can review it.</w:t>
       </w:r>
     </w:p>
+    <w:p>
+      <w:pPr>
+        <w:pStyle w:val="Heading1"/>
+      </w:pPr>
+      <w:r>
+        <w:t>13. Project portfolio milestone</w:t>
+      </w:r>
+    </w:p>
+    <w:p>
+      <w:r>
+        <w:t>Project: Grounded Learning Service</w:t>
+      </w:r>
+    </w:p>
+    <w:p>
+      <w:r>
+        <w:t>Current milestone: Evaluate and revise. Compare with your starting method, explain errors and record a justified revision.</w:t>
+      </w:r>
+    </w:p>
+    <w:p>
+      <w:r>
+        <w:t>For the Grounded Learning Service, retain an annotated trace and the changed-case result. Name the contract or evidence that makes the deciding step valid, so another team can review it.</w:t>
+      </w:r>
+    </w:p>
+    <w:tbl>
+      <w:tblPr>
+        <w:tblStyle w:val="LightShading-Accent1"/>
+        <w:tblW w:type="auto" w:w="0"/>
+        <w:tblLook w:firstColumn="1" w:firstRow="1" w:lastColumn="0" w:lastRow="0" w:noHBand="0" w:noVBand="1" w:val="04A0"/>
+      </w:tblPr>
+      <w:tblGrid>
+        <w:gridCol w:w="5112"/>
+        <w:gridCol w:w="5112"/>
+      </w:tblGrid>
+      <w:tr>
+        <w:trPr>
+          <w:tblHeader/>
+        </w:trPr>
+        <w:tc>
+          <w:tcPr>
+            <w:tcW w:type="dxa" w:w="5112"/>
+          </w:tcPr>
+          <w:p>
+            <w:r>
+              <w:t>Evidence to keep</w:t>
+            </w:r>
+          </w:p>
+        </w:tc>
+        <w:tc>
+          <w:tcPr>
+            <w:tcW w:type="dxa" w:w="5112"/>
+          </w:tcPr>
+          <w:p>
+            <w:r>
+              <w:t>My record</w:t>
+            </w:r>
+          </w:p>
+        </w:tc>
+      </w:tr>
+      <w:tr>
+        <w:tc>
+          <w:tcPr>
+            <w:tcW w:type="dxa" w:w="5112"/>
+          </w:tcPr>
+          <w:p>
+            <w:r>
+              <w:t>This week’s input and deciding step</w:t>
+            </w:r>
+          </w:p>
+        </w:tc>
+        <w:tc>
+          <w:tcPr>
+            <w:tcW w:type="dxa" w:w="5112"/>
+          </w:tcPr>
+          <w:p>
+            <w:r/>
+          </w:p>
+        </w:tc>
+      </w:tr>
+      <w:tr>
+        <w:tc>
+          <w:tcPr>
+            <w:tcW w:type="dxa" w:w="5112"/>
+          </w:tcPr>
+          <w:p>
+            <w:r>
+              <w:t>Prediction and actual result (or labelled paper trace)</w:t>
+            </w:r>
+          </w:p>
+        </w:tc>
+        <w:tc>
+          <w:tcPr>
+            <w:tcW w:type="dxa" w:w="5112"/>
+          </w:tcPr>
+          <w:p>
+            <w:r/>
+          </w:p>
+        </w:tc>
+      </w:tr>
+      <w:tr>
+        <w:tc>
+          <w:tcPr>
+            <w:tcW w:type="dxa" w:w="5112"/>
+          </w:tcPr>
+          <w:p>
+            <w:r>
+              <w:t>One change since the previous checkpoint and why</w:t>
+            </w:r>
+          </w:p>
+        </w:tc>
+        <w:tc>
+          <w:tcPr>
+            <w:tcW w:type="dxa" w:w="5112"/>
+          </w:tcPr>
+          <w:p>
+            <w:r/>
+          </w:p>
+        </w:tc>
+      </w:tr>
+      <w:tr>
+        <w:tc>
+          <w:tcPr>
+            <w:tcW w:type="dxa" w:w="5112"/>
+          </w:tcPr>
+          <w:p>
+            <w:r>
+              <w:t>One error or limit and the next test</w:t>
+            </w:r>
+          </w:p>
+        </w:tc>
+        <w:tc>
+          <w:tcPr>
+            <w:tcW w:type="dxa" w:w="5112"/>
+          </w:tcPr>
+          <w:p>
+            <w:r/>
+          </w:p>
+        </w:tc>
+      </w:tr>
+    </w:tbl>
+    <w:p>
+      <w:pPr>
+        <w:pStyle w:val="Heading3"/>
+      </w:pPr>
+      <w:r>
+        <w:t>Explain what this week adds to your project. Reuse last week’s record rather than starting again.</w:t>
+      </w:r>
+    </w:p>
+    <w:p>
+      <w:r>
+        <w:t>________________________________________________________________</w:t>
+      </w:r>
+    </w:p>
+    <w:p>
+      <w:r>
+        <w:t>________________________________________________________________</w:t>
+      </w:r>
+    </w:p>
+    <w:p>
+      <w:r>
+        <w:t>________________________________________________________________</w:t>
+      </w:r>
+    </w:p>
+    <w:p>
+      <w:r>
+        <w:t>________________________________________________________________</w:t>
+      </w:r>
+    </w:p>
+    <w:p>
+      <w:r>
+        <w:t>________________________________________________________________</w:t>
+      </w:r>
+    </w:p>
     <w:sectPr>
       <w:pgSz w:w="12240" w:h="15840"/>
       <w:pgMar w:top="936" w:right="1008" w:bottom="936" w:left="1008" w:header="720" w:footer="720" w:gutter="0"/>

--- a/downloads/workbook/ai-6-week-20.docx
+++ b/downloads/workbook/ai-6-week-20.docx
@@ -1133,6 +1133,235 @@
         <w:t>________________________________________________________________</w:t>
       </w:r>
     </w:p>
+    <w:p>
+      <w:pPr>
+        <w:pStyle w:val="Heading1"/>
+      </w:pPr>
+      <w:r>
+        <w:t>14. Supported practice and learning evidence</w:t>
+      </w:r>
+    </w:p>
+    <w:p>
+      <w:r>
+        <w:t>Use this supported practice once, in the browser or on paper. Keep the reserved independent assessment for a separate first attempt before teacher feedback.</w:t>
+      </w:r>
+    </w:p>
+    <w:p>
+      <w:r>
+        <w:t>Delete every listed copy. A fictional policy deletes transcripts at age seven days or older, including listed backups.</w:t>
+      </w:r>
+    </w:p>
+    <w:p>
+      <w:pPr>
+        <w:pStyle w:val="Heading3"/>
+      </w:pPr>
+      <w:r>
+        <w:t>Practice 1: explain the deciding evidence</w:t>
+      </w:r>
+    </w:p>
+    <w:p>
+      <w:r>
+        <w:t>Which labelled step matches this detail? The scoped deletion passes only after both T2 copies are removed.</w:t>
+      </w:r>
+    </w:p>
+    <w:p>
+      <w:r>
+        <w:t>1. Check age</w:t>
+      </w:r>
+    </w:p>
+    <w:p>
+      <w:r>
+        <w:t>2. Find copies</w:t>
+      </w:r>
+    </w:p>
+    <w:p>
+      <w:r>
+        <w:t>3. Verify removal</w:t>
+      </w:r>
+    </w:p>
+    <w:p>
+      <w:pPr>
+        <w:pStyle w:val="Heading3"/>
+      </w:pPr>
+      <w:r>
+        <w:t>My selected conclusion, deciding fact and explanation</w:t>
+      </w:r>
+    </w:p>
+    <w:p>
+      <w:r>
+        <w:t>________________________________________________________________</w:t>
+      </w:r>
+    </w:p>
+    <w:p>
+      <w:r>
+        <w:t>________________________________________________________________</w:t>
+      </w:r>
+    </w:p>
+    <w:p>
+      <w:r>
+        <w:t>________________________________________________________________</w:t>
+      </w:r>
+    </w:p>
+    <w:p>
+      <w:r>
+        <w:t>________________________________________________________________</w:t>
+      </w:r>
+    </w:p>
+    <w:p>
+      <w:r>
+        <w:t>________________________________________________________________</w:t>
+      </w:r>
+    </w:p>
+    <w:p>
+      <w:r>
+        <w:t>Hint if needed: Read the steps in the pictorial case. Match the supplied detail to the stage that performs or records it.</w:t>
+      </w:r>
+    </w:p>
+    <w:p>
+      <w:r>
+        <w:t>After your attempt, compare with the supported explanation: Verify removal The scoped deletion passes only after both T2 copies are removed. Retention requires an age rule and an inventory. Deleting the visible copy alone does not demonstrate removal of listed backups.</w:t>
+      </w:r>
+    </w:p>
+    <w:p>
+      <w:pPr>
+        <w:pStyle w:val="Heading3"/>
+      </w:pPr>
+      <w:r>
+        <w:t>Practice 2: explain the deciding evidence</w:t>
+      </w:r>
+    </w:p>
+    <w:p>
+      <w:r>
+        <w:t>Changed-case practice: Primary deletion succeeds but backup deletion fails. Which conclusion is supported by the supplied facts?</w:t>
+      </w:r>
+    </w:p>
+    <w:p>
+      <w:r>
+        <w:t>1. Record incomplete deletion and follow the retry or escalation procedure.</w:t>
+      </w:r>
+    </w:p>
+    <w:p>
+      <w:r>
+        <w:t>2. We can decide the result without examining the changed input or the procedure.</w:t>
+      </w:r>
+    </w:p>
+    <w:p>
+      <w:r>
+        <w:t>3. This one example guarantees correct results for every future input.</w:t>
+      </w:r>
+    </w:p>
+    <w:p>
+      <w:pPr>
+        <w:pStyle w:val="Heading3"/>
+      </w:pPr>
+      <w:r>
+        <w:t>My selected conclusion, deciding fact and explanation</w:t>
+      </w:r>
+    </w:p>
+    <w:p>
+      <w:r>
+        <w:t>________________________________________________________________</w:t>
+      </w:r>
+    </w:p>
+    <w:p>
+      <w:r>
+        <w:t>________________________________________________________________</w:t>
+      </w:r>
+    </w:p>
+    <w:p>
+      <w:r>
+        <w:t>________________________________________________________________</w:t>
+      </w:r>
+    </w:p>
+    <w:p>
+      <w:r>
+        <w:t>________________________________________________________________</w:t>
+      </w:r>
+    </w:p>
+    <w:p>
+      <w:r>
+        <w:t>________________________________________________________________</w:t>
+      </w:r>
+    </w:p>
+    <w:p>
+      <w:r>
+        <w:t>Hint if needed: Use the changed condition and the deciding step in the pictorial trace. The answer must say what follows from those facts.</w:t>
+      </w:r>
+    </w:p>
+    <w:p>
+      <w:r>
+        <w:t>After your attempt, compare with the supported explanation: Record incomplete deletion and follow the retry or escalation procedure. One required copy remains in the declared scope.</w:t>
+      </w:r>
+    </w:p>
+    <w:p>
+      <w:pPr>
+        <w:pStyle w:val="Heading3"/>
+      </w:pPr>
+      <w:r>
+        <w:t>Repair a missing building block</w:t>
+      </w:r>
+    </w:p>
+    <w:p>
+      <w:r>
+        <w:t>Review Sandboxing and resource limits (ai-6/19). Goal: Explain the mechanism and terminology of sandboxing and resource limits. Short practice: Check A against both resource limits and B against network isolation. Why must A stop after three seconds even if its output remains only 2 MB?. Return to this week and explain what you changed.</w:t>
+      </w:r>
+    </w:p>
+    <w:p>
+      <w:r>
+        <w:t>Review External side effects and recovery (ai-6/17). Goal: Explain the mechanism and terminology of external side effects and recovery. Short practice: Distinguish a missing printer acknowledgement from confirmed failure. What should happen if J6 is complete, and what evidence changes when J6 is reliably reported absent?. Return to this week and explain what you changed.</w:t>
+      </w:r>
+    </w:p>
+    <w:p>
+      <w:r>
+        <w:t>Review Planning and action selection (ai-6/14). Goal: Explain the mechanism and terminology of planning and action selection. Short practice: Choose a permitted plan when no approved tower-height card exists. What new answer becomes supported after a card records 24 metres, and why could the bot not invent it earlier?. Return to this week and explain what you changed.</w:t>
+      </w:r>
+    </w:p>
+    <w:p>
+      <w:pPr>
+        <w:pStyle w:val="Heading3"/>
+      </w:pPr>
+      <w:r>
+        <w:t>Keep your completed work</w:t>
+      </w:r>
+    </w:p>
+    <w:p>
+      <w:r>
+        <w:t>Use Download completed work in the hosted lesson to export your answers, reflections, practice feedback and code-run evidence. Open the HTML copy to read or print it. Drafts stay in this browser when storage is available; clear drafts on a shared device.</w:t>
+      </w:r>
+    </w:p>
+    <w:p>
+      <w:pPr>
+        <w:pStyle w:val="Heading3"/>
+      </w:pPr>
+      <w:r>
+        <w:t>What I repaired, the evidence I kept and the next test</w:t>
+      </w:r>
+    </w:p>
+    <w:p>
+      <w:r>
+        <w:t>________________________________________________________________</w:t>
+      </w:r>
+    </w:p>
+    <w:p>
+      <w:r>
+        <w:t>________________________________________________________________</w:t>
+      </w:r>
+    </w:p>
+    <w:p>
+      <w:r>
+        <w:t>________________________________________________________________</w:t>
+      </w:r>
+    </w:p>
+    <w:p>
+      <w:r>
+        <w:t>________________________________________________________________</w:t>
+      </w:r>
+    </w:p>
+    <w:p>
+      <w:r>
+        <w:t>________________________________________________________________</w:t>
+      </w:r>
+    </w:p>
     <w:sectPr>
       <w:pgSz w:w="12240" w:h="15840"/>
       <w:pgMar w:top="936" w:right="1008" w:bottom="936" w:left="1008" w:header="720" w:footer="720" w:gutter="0"/>

--- a/downloads/workbook/ai-6-week-20.docx
+++ b/downloads/workbook/ai-6-week-20.docx
@@ -30,33 +30,45 @@
     </w:p>
     <w:p>
       <w:r>
-        <w:t>Try the recall before opening notes. Then use a different colour or a labelled second line to correct your explanation.</w:t>
+        <w:t>Record your starting explanation for Data retention and deletion before opening notes. Show any later correction separately.</w:t>
       </w:r>
     </w:p>
     <w:p>
       <w:pPr>
-        <w:pStyle w:val="Heading3"/>
-      </w:pPr>
-      <w:r>
-        <w:t>Sandboxing and resource limits</w:t>
+        <w:spacing w:line="336" w:lineRule="auto" w:after="180"/>
+      </w:pPr>
+      <w:r>
+        <w:rPr>
+          <w:b w:val="0"/>
+        </w:rPr>
+        <w:t>Try the recall before opening notes. Then use a different colour or a labelled second line to correct your explanation.</w:t>
       </w:r>
     </w:p>
     <w:p>
-      <w:r>
-        <w:t>Without opening the old lesson, explain one key idea from Sandboxing and resource limits. Give an example and a mistake that the idea helps you avoid.</w:t>
+      <w:pPr>
+        <w:pStyle w:val="Heading3"/>
+      </w:pPr>
+      <w:r>
+        <w:t>Sandboxing and resource limits</w:t>
       </w:r>
     </w:p>
     <w:p>
       <w:pPr>
-        <w:pStyle w:val="Heading3"/>
-      </w:pPr>
-      <w:r>
-        <w:t>My remembered idea, example and correction</w:t>
+        <w:spacing w:line="336" w:lineRule="auto" w:after="180"/>
+      </w:pPr>
+      <w:r>
+        <w:rPr>
+          <w:b w:val="0"/>
+        </w:rPr>
+        <w:t>Without opening the old lesson, explain one key idea from Sandboxing and resource limits. Give an example and a mistake that the idea helps you avoid.</w:t>
       </w:r>
     </w:p>
     <w:p>
-      <w:r>
-        <w:t>________________________________________________________________</w:t>
+      <w:pPr>
+        <w:pStyle w:val="Heading3"/>
+      </w:pPr>
+      <w:r>
+        <w:t>My remembered idea, example and correction</w:t>
       </w:r>
     </w:p>
     <w:p>
@@ -70,29 +82,35 @@
       </w:r>
     </w:p>
     <w:p>
-      <w:pPr>
-        <w:pStyle w:val="Heading3"/>
-      </w:pPr>
-      <w:r>
-        <w:t>External side effects and recovery</w:t>
+      <w:r>
+        <w:t>________________________________________________________________</w:t>
       </w:r>
     </w:p>
     <w:p>
-      <w:r>
-        <w:t>Without opening the old lesson, explain one key idea from External side effects and recovery. Give an example and a mistake that the idea helps you avoid.</w:t>
+      <w:pPr>
+        <w:pStyle w:val="Heading3"/>
+      </w:pPr>
+      <w:r>
+        <w:t>External side effects and recovery</w:t>
       </w:r>
     </w:p>
     <w:p>
       <w:pPr>
-        <w:pStyle w:val="Heading3"/>
-      </w:pPr>
-      <w:r>
-        <w:t>My remembered idea, example and correction</w:t>
+        <w:spacing w:line="336" w:lineRule="auto" w:after="180"/>
+      </w:pPr>
+      <w:r>
+        <w:rPr>
+          <w:b w:val="0"/>
+        </w:rPr>
+        <w:t>Without opening the old lesson, explain one key idea from External side effects and recovery. Give an example and a mistake that the idea helps you avoid.</w:t>
       </w:r>
     </w:p>
     <w:p>
-      <w:r>
-        <w:t>________________________________________________________________</w:t>
+      <w:pPr>
+        <w:pStyle w:val="Heading3"/>
+      </w:pPr>
+      <w:r>
+        <w:t>My remembered idea, example and correction</w:t>
       </w:r>
     </w:p>
     <w:p>
@@ -106,29 +124,35 @@
       </w:r>
     </w:p>
     <w:p>
-      <w:pPr>
-        <w:pStyle w:val="Heading3"/>
-      </w:pPr>
-      <w:r>
-        <w:t>Planning and action selection</w:t>
+      <w:r>
+        <w:t>________________________________________________________________</w:t>
       </w:r>
     </w:p>
     <w:p>
-      <w:r>
-        <w:t>Without opening the old lesson, explain one key idea from Planning and action selection. Give an example and a mistake that the idea helps you avoid.</w:t>
+      <w:pPr>
+        <w:pStyle w:val="Heading3"/>
+      </w:pPr>
+      <w:r>
+        <w:t>Planning and action selection</w:t>
       </w:r>
     </w:p>
     <w:p>
       <w:pPr>
-        <w:pStyle w:val="Heading3"/>
-      </w:pPr>
-      <w:r>
-        <w:t>My remembered idea, example and correction</w:t>
+        <w:spacing w:line="336" w:lineRule="auto" w:after="180"/>
+      </w:pPr>
+      <w:r>
+        <w:rPr>
+          <w:b w:val="0"/>
+        </w:rPr>
+        <w:t>Without opening the old lesson, explain one key idea from Planning and action selection. Give an example and a mistake that the idea helps you avoid.</w:t>
       </w:r>
     </w:p>
     <w:p>
-      <w:r>
-        <w:t>________________________________________________________________</w:t>
+      <w:pPr>
+        <w:pStyle w:val="Heading3"/>
+      </w:pPr>
+      <w:r>
+        <w:t>My remembered idea, example and correction</w:t>
       </w:r>
     </w:p>
     <w:p>
@@ -142,15 +166,31 @@
       </w:r>
     </w:p>
     <w:p>
-      <w:pPr>
-        <w:pStyle w:val="Heading1"/>
-      </w:pPr>
-      <w:r>
-        <w:t>02. Practise with fading help</w:t>
+      <w:r>
+        <w:t>________________________________________________________________</w:t>
       </w:r>
     </w:p>
     <w:p>
-      <w:r>
+      <w:pPr>
+        <w:pStyle w:val="Heading1"/>
+      </w:pPr>
+      <w:r>
+        <w:t>02. Practise with fading help</w:t>
+      </w:r>
+    </w:p>
+    <w:p>
+      <w:r>
+        <w:t>Complete the supported Data retention and deletion trace and record the first step you can explain without help.</w:t>
+      </w:r>
+    </w:p>
+    <w:p>
+      <w:pPr>
+        <w:spacing w:line="336" w:lineRule="auto" w:after="180"/>
+      </w:pPr>
+      <w:r>
+        <w:rPr>
+          <w:b w:val="0"/>
+        </w:rPr>
         <w:t>Use W2: Trace the worked case for Data retention and deletion. Record the answer once; the lesson and workbook refer to the same attempt.</w:t>
       </w:r>
     </w:p>
@@ -279,25 +319,37 @@
     </w:p>
     <w:p>
       <w:r>
-        <w:t>Use the worked case for Data retention and deletion. Proposed explanation: “The worked result establishes every future case”. Decide whether this explanation is supported. Point to the step or supplied fact that decides; explain your repair if needed.</w:t>
+        <w:t>Check the proposed Data retention and deletion explanation against the supplied facts before discussing it.</w:t>
       </w:r>
     </w:p>
     <w:p>
       <w:pPr>
-        <w:pStyle w:val="Heading3"/>
-      </w:pPr>
-      <w:r>
-        <w:t>My explanation before partner discussion</w:t>
+        <w:spacing w:line="336" w:lineRule="auto" w:after="180"/>
+      </w:pPr>
+      <w:r>
+        <w:rPr>
+          <w:b w:val="0"/>
+        </w:rPr>
+        <w:t>Use the worked case for Data retention and deletion. Proposed explanation: “The worked result establishes every future case”. Decide whether this explanation is supported.</w:t>
       </w:r>
     </w:p>
     <w:p>
-      <w:r>
-        <w:t>________________________________________________________________</w:t>
+      <w:pPr>
+        <w:spacing w:line="336" w:lineRule="auto" w:after="180"/>
+      </w:pPr>
+      <w:r>
+        <w:rPr>
+          <w:b w:val="0"/>
+        </w:rPr>
+        <w:t>Point to the step or supplied fact that decides; explain your repair if needed.</w:t>
       </w:r>
     </w:p>
     <w:p>
-      <w:r>
-        <w:t>________________________________________________________________</w:t>
+      <w:pPr>
+        <w:pStyle w:val="Heading3"/>
+      </w:pPr>
+      <w:r>
+        <w:t>My explanation before partner discussion</w:t>
       </w:r>
     </w:p>
     <w:p>
@@ -311,47 +363,53 @@
       </w:r>
     </w:p>
     <w:p>
-      <w:pPr>
-        <w:pStyle w:val="Heading1"/>
-      </w:pPr>
-      <w:r>
-        <w:t>04. Independent transfer case</w:t>
+      <w:r>
+        <w:t>________________________________________________________________</w:t>
       </w:r>
     </w:p>
     <w:p>
-      <w:pPr>
-        <w:pStyle w:val="Heading3"/>
-      </w:pPr>
-      <w:r>
-        <w:t>Independent case: Changed independent case</w:t>
+      <w:r>
+        <w:t>________________________________________________________________</w:t>
       </w:r>
     </w:p>
     <w:p>
-      <w:r>
-        <w:t>Fictional retention policy deletes records at age &gt;=4 days. X is3 days, Y4, Z5. A copy of Y remains in a temporary log after its main record is deleted. Evaluate compliance.</w:t>
+      <w:pPr>
+        <w:pStyle w:val="Heading1"/>
+      </w:pPr>
+      <w:r>
+        <w:t>04. Independent transfer case</w:t>
       </w:r>
     </w:p>
     <w:p>
-      <w:pPr>
-        <w:pStyle w:val="Heading3"/>
-      </w:pPr>
-      <w:r>
-        <w:t>My independent explanation, trace and limits</w:t>
+      <w:r>
+        <w:t>Write one first attempt at the reserved independent case before feedback. Repeated copies of that case refer to the same recorded attempt.</w:t>
       </w:r>
     </w:p>
     <w:p>
-      <w:r>
-        <w:t>________________________________________________________________</w:t>
+      <w:pPr>
+        <w:pStyle w:val="Heading3"/>
+      </w:pPr>
+      <w:r>
+        <w:t>Independent case: Changed independent case</w:t>
       </w:r>
     </w:p>
     <w:p>
-      <w:r>
-        <w:t>________________________________________________________________</w:t>
+      <w:pPr>
+        <w:spacing w:line="336" w:lineRule="auto" w:after="180"/>
+      </w:pPr>
+      <w:r>
+        <w:rPr>
+          <w:b w:val="0"/>
+        </w:rPr>
+        <w:t>Fictional retention policy deletes records at age &gt;=4 days. X is3 days, Y4, Z5. A copy of Y remains in a temporary log after its main record is deleted. Evaluate compliance.</w:t>
       </w:r>
     </w:p>
     <w:p>
-      <w:r>
-        <w:t>________________________________________________________________</w:t>
+      <w:pPr>
+        <w:pStyle w:val="Heading3"/>
+      </w:pPr>
+      <w:r>
+        <w:t>My independent explanation, trace and limits</w:t>
       </w:r>
     </w:p>
     <w:p>
@@ -376,48 +434,96 @@
     </w:p>
     <w:p>
       <w:r>
-        <w:t>Attempt this case before feedback. Record any help. Earlier examples below are further practice; a case already practised with feedback cannot establish fresh transfer.</w:t>
+        <w:t>________________________________________________________________</w:t>
       </w:r>
     </w:p>
     <w:p>
-      <w:pPr>
-        <w:pStyle w:val="Heading1"/>
-      </w:pPr>
-      <w:r>
-        <w:t>05. W1 Explain the mechanism</w:t>
+      <w:r>
+        <w:t>________________________________________________________________</w:t>
       </w:r>
     </w:p>
     <w:p>
       <w:r>
-        <w:t>Explain the weekly mechanism in your own words. Use the worked scenario to name its input, decision rule and output.</w:t>
+        <w:t>________________________________________________________________</w:t>
       </w:r>
     </w:p>
     <w:p>
       <w:pPr>
-        <w:pStyle w:val="Heading3"/>
-      </w:pPr>
-      <w:r>
-        <w:t>My reasoning and evidence</w:t>
+        <w:spacing w:line="336" w:lineRule="auto" w:after="180"/>
+      </w:pPr>
+      <w:r>
+        <w:rPr>
+          <w:b w:val="0"/>
+        </w:rPr>
+        <w:t>Attempt this case before feedback. Record any help. Earlier examples below are further practice; a case already practised with feedback cannot establish fresh transfer.</w:t>
       </w:r>
     </w:p>
     <w:p>
-      <w:r>
-        <w:t>________________________________________________________________</w:t>
+      <w:pPr>
+        <w:pStyle w:val="Heading1"/>
+      </w:pPr>
+      <w:r>
+        <w:t>05. W1 Explain the mechanism</w:t>
       </w:r>
     </w:p>
     <w:p>
       <w:r>
-        <w:t>________________________________________________________________</w:t>
+        <w:t>Explain the mechanism. Apply the supplied Data retention and deletion facts and keep your reasoning.</w:t>
       </w:r>
     </w:p>
     <w:p>
-      <w:r>
-        <w:t>________________________________________________________________</w:t>
+      <w:pPr>
+        <w:spacing w:line="336" w:lineRule="auto" w:after="180"/>
+      </w:pPr>
+      <w:r>
+        <w:rPr>
+          <w:b w:val="0"/>
+        </w:rPr>
+        <w:t xml:space="preserve">Explain the weekly </w:t>
+      </w:r>
+      <w:r>
+        <w:rPr>
+          <w:b/>
+        </w:rPr>
+        <w:t>mechanism</w:t>
+      </w:r>
+      <w:r>
+        <w:rPr>
+          <w:b w:val="0"/>
+        </w:rPr>
+        <w:t xml:space="preserve"> in your own words. Use the worked scenario to name its </w:t>
+      </w:r>
+      <w:r>
+        <w:rPr>
+          <w:b/>
+        </w:rPr>
+        <w:t>input</w:t>
+      </w:r>
+      <w:r>
+        <w:rPr>
+          <w:b w:val="0"/>
+        </w:rPr>
+        <w:t xml:space="preserve">, decision rule and </w:t>
+      </w:r>
+      <w:r>
+        <w:rPr>
+          <w:b/>
+        </w:rPr>
+        <w:t>output</w:t>
+      </w:r>
+      <w:r>
+        <w:rPr>
+          <w:b w:val="0"/>
+        </w:rPr>
+        <w:t>.</w:t>
       </w:r>
     </w:p>
     <w:p>
-      <w:r>
-        <w:t>________________________________________________________________</w:t>
+      <w:pPr>
+        <w:pStyle w:val="Heading3"/>
+      </w:pPr>
+      <w:r>
+        <w:t>My reasoning and evidence</w:t>
       </w:r>
     </w:p>
     <w:p>
@@ -431,24 +537,18 @@
       </w:r>
     </w:p>
     <w:p>
-      <w:pPr>
-        <w:pStyle w:val="Heading1"/>
-      </w:pPr>
-      <w:r>
-        <w:t>06. W2 Trace the worked case</w:t>
+      <w:r>
+        <w:t>________________________________________________________________</w:t>
       </w:r>
     </w:p>
     <w:p>
       <w:r>
-        <w:t>Record ages are6, 7, 9 days. Cache contains copies of all three. Show the intermediate steps and give the conclusion with its scope.</w:t>
+        <w:t>________________________________________________________________</w:t>
       </w:r>
     </w:p>
     <w:p>
-      <w:pPr>
-        <w:pStyle w:val="Heading3"/>
-      </w:pPr>
-      <w:r>
-        <w:t>My reasoning and evidence</w:t>
+      <w:r>
+        <w:t>________________________________________________________________</w:t>
       </w:r>
     </w:p>
     <w:p>
@@ -457,23 +557,35 @@
       </w:r>
     </w:p>
     <w:p>
-      <w:r>
-        <w:t>________________________________________________________________</w:t>
+      <w:pPr>
+        <w:pStyle w:val="Heading1"/>
+      </w:pPr>
+      <w:r>
+        <w:t>06. W2 Trace the worked case</w:t>
       </w:r>
     </w:p>
     <w:p>
       <w:r>
-        <w:t>________________________________________________________________</w:t>
+        <w:t>Trace the worked case. Apply the supplied Data retention and deletion facts and keep your reasoning.</w:t>
       </w:r>
     </w:p>
     <w:p>
-      <w:r>
-        <w:t>________________________________________________________________</w:t>
+      <w:pPr>
+        <w:spacing w:line="336" w:lineRule="auto" w:after="180"/>
+      </w:pPr>
+      <w:r>
+        <w:rPr>
+          <w:b w:val="0"/>
+        </w:rPr>
+        <w:t>Record ages are6, 7, 9 days. Cache contains copies of all three. Show the intermediate steps and give the conclusion with its scope.</w:t>
       </w:r>
     </w:p>
     <w:p>
-      <w:r>
-        <w:t>________________________________________________________________</w:t>
+      <w:pPr>
+        <w:pStyle w:val="Heading3"/>
+      </w:pPr>
+      <w:r>
+        <w:t>My reasoning and evidence</w:t>
       </w:r>
     </w:p>
     <w:p>
@@ -487,24 +599,18 @@
       </w:r>
     </w:p>
     <w:p>
-      <w:pPr>
-        <w:pStyle w:val="Heading1"/>
-      </w:pPr>
-      <w:r>
-        <w:t>07. W3 Audit the limit</w:t>
+      <w:r>
+        <w:t>________________________________________________________________</w:t>
       </w:r>
     </w:p>
     <w:p>
       <w:r>
-        <w:t>A report omits this qualification: This fictional retention exercise is not a statement of legal retention requirements. Explain how omitting it could change a reader's interpretation, and write an accurate replacement.</w:t>
+        <w:t>________________________________________________________________</w:t>
       </w:r>
     </w:p>
     <w:p>
-      <w:pPr>
-        <w:pStyle w:val="Heading3"/>
-      </w:pPr>
-      <w:r>
-        <w:t>My reasoning and evidence</w:t>
+      <w:r>
+        <w:t>________________________________________________________________</w:t>
       </w:r>
     </w:p>
     <w:p>
@@ -518,44 +624,50 @@
       </w:r>
     </w:p>
     <w:p>
-      <w:r>
-        <w:t>________________________________________________________________</w:t>
+      <w:pPr>
+        <w:pStyle w:val="Heading1"/>
+      </w:pPr>
+      <w:r>
+        <w:t>07. W3 Audit the limit</w:t>
       </w:r>
     </w:p>
     <w:p>
       <w:r>
-        <w:t>________________________________________________________________</w:t>
+        <w:t>Audit the limit. Apply the supplied Data retention and deletion facts and keep your reasoning.</w:t>
       </w:r>
     </w:p>
     <w:p>
-      <w:r>
-        <w:t>________________________________________________________________</w:t>
+      <w:pPr>
+        <w:spacing w:line="336" w:lineRule="auto" w:after="180"/>
+      </w:pPr>
+      <w:r>
+        <w:rPr>
+          <w:b w:val="0"/>
+        </w:rPr>
+        <w:t>A report omits this qualification: This fictional retention exercise is not a statement of legal retention requirements. Explain how omitting it could change a reader's interpretation, and write an accurate replacement.</w:t>
       </w:r>
     </w:p>
     <w:p>
-      <w:r>
-        <w:t>________________________________________________________________</w:t>
+      <w:pPr>
+        <w:pStyle w:val="Heading3"/>
+      </w:pPr>
+      <w:r>
+        <w:t>My reasoning and evidence</w:t>
       </w:r>
     </w:p>
     <w:p>
-      <w:pPr>
-        <w:pStyle w:val="Heading1"/>
-      </w:pPr>
-      <w:r>
-        <w:t>08. W4 Apply a new case independently</w:t>
+      <w:r>
+        <w:t>________________________________________________________________</w:t>
       </w:r>
     </w:p>
     <w:p>
       <w:r>
-        <w:t>Retention is5 days, inclusive deletion boundary. Ages4, 5, 6; a log stores complete content. Trace required action.</w:t>
+        <w:t>________________________________________________________________</w:t>
       </w:r>
     </w:p>
     <w:p>
-      <w:pPr>
-        <w:pStyle w:val="Heading3"/>
-      </w:pPr>
-      <w:r>
-        <w:t>My reasoning and evidence</w:t>
+      <w:r>
+        <w:t>________________________________________________________________</w:t>
       </w:r>
     </w:p>
     <w:p>
@@ -574,23 +686,47 @@
       </w:r>
     </w:p>
     <w:p>
-      <w:r>
-        <w:t>________________________________________________________________</w:t>
+      <w:pPr>
+        <w:pStyle w:val="Heading1"/>
+      </w:pPr>
+      <w:r>
+        <w:t>08. W4 Apply a new case independently</w:t>
       </w:r>
     </w:p>
     <w:p>
       <w:r>
-        <w:t>________________________________________________________________</w:t>
+        <w:t>Attempt before feedback. If this repeats the selected independent case, reuse that first attempt; otherwise keep a separate record. Apply a new case independently. Apply the supplied Data retention and deletion facts and keep your reasoning.</w:t>
       </w:r>
     </w:p>
     <w:p>
-      <w:r>
-        <w:t>________________________________________________________________</w:t>
+      <w:pPr>
+        <w:spacing w:line="336" w:lineRule="auto" w:after="180"/>
+      </w:pPr>
+      <w:r>
+        <w:rPr>
+          <w:b w:val="0"/>
+        </w:rPr>
+        <w:t xml:space="preserve">Retention is5 days, inclusive </w:t>
+      </w:r>
+      <w:r>
+        <w:rPr>
+          <w:b/>
+        </w:rPr>
+        <w:t>deletion boundary</w:t>
+      </w:r>
+      <w:r>
+        <w:rPr>
+          <w:b w:val="0"/>
+        </w:rPr>
+        <w:t>. Ages4, 5, 6; a log stores complete content. Trace required action.</w:t>
       </w:r>
     </w:p>
     <w:p>
-      <w:r>
-        <w:t>________________________________________________________________</w:t>
+      <w:pPr>
+        <w:pStyle w:val="Heading3"/>
+      </w:pPr>
+      <w:r>
+        <w:t>My reasoning and evidence</w:t>
       </w:r>
     </w:p>
     <w:p>
@@ -599,24 +735,18 @@
       </w:r>
     </w:p>
     <w:p>
-      <w:pPr>
-        <w:pStyle w:val="Heading1"/>
-      </w:pPr>
-      <w:r>
-        <w:t>09. W5 Design a revealing follow-up</w:t>
+      <w:r>
+        <w:t>________________________________________________________________</w:t>
       </w:r>
     </w:p>
     <w:p>
       <w:r>
-        <w:t>For the worked scenario, propose one additional case that could reveal a failure, describe its expected outcome before running it, and explain what would need to remain fixed for a fair comparison. Do not reuse W4 as a new final test after receiving feedback.</w:t>
+        <w:t>________________________________________________________________</w:t>
       </w:r>
     </w:p>
     <w:p>
-      <w:pPr>
-        <w:pStyle w:val="Heading3"/>
-      </w:pPr>
-      <w:r>
-        <w:t>My reasoning and evidence</w:t>
+      <w:r>
+        <w:t>________________________________________________________________</w:t>
       </w:r>
     </w:p>
     <w:p>
@@ -640,39 +770,51 @@
       </w:r>
     </w:p>
     <w:p>
-      <w:r>
-        <w:t>________________________________________________________________</w:t>
+      <w:pPr>
+        <w:pStyle w:val="Heading1"/>
+      </w:pPr>
+      <w:r>
+        <w:t>09. W5 Design a revealing follow-up</w:t>
       </w:r>
     </w:p>
     <w:p>
       <w:r>
-        <w:t>________________________________________________________________</w:t>
+        <w:t>Design a revealing follow-up. Apply the supplied Data retention and deletion facts and keep your reasoning.</w:t>
       </w:r>
     </w:p>
     <w:p>
-      <w:r>
-        <w:t>________________________________________________________________</w:t>
+      <w:pPr>
+        <w:spacing w:line="336" w:lineRule="auto" w:after="180"/>
+      </w:pPr>
+      <w:r>
+        <w:rPr>
+          <w:b w:val="0"/>
+        </w:rPr>
+        <w:t>For the worked scenario, propose one additional case that could reveal a failure, describe its expected outcome before running it, and explain what would need to remain fixed for a fair comparison.</w:t>
       </w:r>
     </w:p>
     <w:p>
       <w:pPr>
-        <w:pStyle w:val="Heading1"/>
-      </w:pPr>
-      <w:r>
-        <w:t>10. Project checkpoint and reflection</w:t>
+        <w:spacing w:line="336" w:lineRule="auto" w:after="180"/>
+      </w:pPr>
+      <w:r>
+        <w:rPr>
+          <w:b w:val="0"/>
+        </w:rPr>
+        <w:t>Do not reuse W4 as a new final test after receiving feedback.</w:t>
       </w:r>
     </w:p>
     <w:p>
-      <w:r>
-        <w:t>Add a labelled data retention and deletion evidence sheet to Grounded Learning Service. Show how you can explain the mechanism and terminology of data retention and deletion. Use the supplied fictional case and keep its inputs, intermediate steps, calculation or prediction, and limitation. Connect this record to last week’s record; a matching answer without a trace is insufficient.</w:t>
+      <w:pPr>
+        <w:pStyle w:val="Heading3"/>
+      </w:pPr>
+      <w:r>
+        <w:t>My reasoning and evidence</w:t>
       </w:r>
     </w:p>
     <w:p>
-      <w:pPr>
-        <w:pStyle w:val="Heading3"/>
-      </w:pPr>
-      <w:r>
-        <w:t>My project change, supporting evidence and remaining limit</w:t>
+      <w:r>
+        <w:t>________________________________________________________________</w:t>
       </w:r>
     </w:p>
     <w:p>
@@ -710,7 +852,133 @@
         <w:pStyle w:val="Heading1"/>
       </w:pPr>
       <w:r>
+        <w:t>10. Project checkpoint and reflection</w:t>
+      </w:r>
+    </w:p>
+    <w:p>
+      <w:r>
+        <w:t>Connect Data retention and deletion to Grounded Learning Service, identify a limit and choose the next useful test.</w:t>
+      </w:r>
+    </w:p>
+    <w:p>
+      <w:pPr>
+        <w:spacing w:line="336" w:lineRule="auto" w:after="180"/>
+      </w:pPr>
+      <w:r>
+        <w:rPr>
+          <w:b w:val="0"/>
+        </w:rPr>
+        <w:t xml:space="preserve">Add a labelled data retention and deletion </w:t>
+      </w:r>
+      <w:r>
+        <w:rPr>
+          <w:b/>
+        </w:rPr>
+        <w:t>evidence</w:t>
+      </w:r>
+      <w:r>
+        <w:rPr>
+          <w:b w:val="0"/>
+        </w:rPr>
+        <w:t xml:space="preserve"> sheet to Grounded Learning Service. Show how you can explain the </w:t>
+      </w:r>
+      <w:r>
+        <w:rPr>
+          <w:b/>
+        </w:rPr>
+        <w:t>mechanism</w:t>
+      </w:r>
+      <w:r>
+        <w:rPr>
+          <w:b w:val="0"/>
+        </w:rPr>
+        <w:t xml:space="preserve"> and terminology of data retention and deletion.</w:t>
+      </w:r>
+    </w:p>
+    <w:p>
+      <w:pPr>
+        <w:spacing w:line="336" w:lineRule="auto" w:after="180"/>
+      </w:pPr>
+      <w:r>
+        <w:rPr>
+          <w:b w:val="0"/>
+        </w:rPr>
+        <w:t xml:space="preserve">Use the supplied fictional case and keep its </w:t>
+      </w:r>
+      <w:r>
+        <w:rPr>
+          <w:b/>
+        </w:rPr>
+        <w:t>input</w:t>
+      </w:r>
+      <w:r>
+        <w:rPr>
+          <w:b w:val="0"/>
+        </w:rPr>
+        <w:t xml:space="preserve">s, intermediate steps, calculation or </w:t>
+      </w:r>
+      <w:r>
+        <w:rPr>
+          <w:b/>
+        </w:rPr>
+        <w:t>prediction</w:t>
+      </w:r>
+      <w:r>
+        <w:rPr>
+          <w:b w:val="0"/>
+        </w:rPr>
+        <w:t>, and limitation. Connect this record to last week’s record; a matching answer without a trace is insufficient.</w:t>
+      </w:r>
+    </w:p>
+    <w:p>
+      <w:pPr>
+        <w:pStyle w:val="Heading3"/>
+      </w:pPr>
+      <w:r>
+        <w:t>My project change, supporting evidence and remaining limit</w:t>
+      </w:r>
+    </w:p>
+    <w:p>
+      <w:r>
+        <w:t>________________________________________________________________</w:t>
+      </w:r>
+    </w:p>
+    <w:p>
+      <w:r>
+        <w:t>________________________________________________________________</w:t>
+      </w:r>
+    </w:p>
+    <w:p>
+      <w:r>
+        <w:t>________________________________________________________________</w:t>
+      </w:r>
+    </w:p>
+    <w:p>
+      <w:r>
+        <w:t>________________________________________________________________</w:t>
+      </w:r>
+    </w:p>
+    <w:p>
+      <w:r>
+        <w:t>________________________________________________________________</w:t>
+      </w:r>
+    </w:p>
+    <w:p>
+      <w:r>
+        <w:t>________________________________________________________________</w:t>
+      </w:r>
+    </w:p>
+    <w:p>
+      <w:pPr>
+        <w:pStyle w:val="Heading1"/>
+      </w:pPr>
+      <w:r>
         <w:t>11. Feedback, return check and learning record</w:t>
+      </w:r>
+    </w:p>
+    <w:p>
+      <w:r>
+        <w:t>Record the first repaired step and a different case to revisit after a delay.</w:t>
       </w:r>
     </w:p>
     <w:tbl>
@@ -850,7 +1118,13 @@
       </w:tr>
     </w:tbl>
     <w:p>
-      <w:r>
+      <w:pPr>
+        <w:spacing w:line="336" w:lineRule="auto" w:after="180"/>
+      </w:pPr>
+      <w:r>
+        <w:rPr>
+          <w:b w:val="0"/>
+        </w:rPr>
         <w:t>Revisit this idea with your teacher after a delay. Familiarity is different from explaining and using it on a changed case.</w:t>
       </w:r>
     </w:p>
@@ -864,11 +1138,28 @@
     </w:p>
     <w:p>
       <w:r>
-        <w:t>Delete every listed copy. A fictional policy deletes transcripts at age seven days or older, including listed backups.</w:t>
+        <w:t>Delete every listed copy. A fictional policy deletes transcripts at age seven days or older, including listed backups. Explain the labelled step before checking the changed condition.</w:t>
       </w:r>
     </w:p>
     <w:p>
-      <w:r>
+      <w:pPr>
+        <w:spacing w:line="336" w:lineRule="auto" w:after="180"/>
+      </w:pPr>
+      <w:r>
+        <w:rPr>
+          <w:b w:val="0"/>
+        </w:rPr>
+        <w:t>Delete every listed copy. A fictional policy deletes transcripts at age seven days or older, including listed backups.</w:t>
+      </w:r>
+    </w:p>
+    <w:p>
+      <w:pPr>
+        <w:spacing w:line="336" w:lineRule="auto" w:after="180"/>
+      </w:pPr>
+      <w:r>
+        <w:rPr>
+          <w:b w:val="0"/>
+        </w:rPr>
         <w:t>T1 is six days old. T2 is seven days old with one backup. Scope lists primary storage and that backup only.</w:t>
       </w:r>
     </w:p>
@@ -909,7 +1200,14 @@
       </w:r>
     </w:p>
     <w:p>
-      <w:r>
+      <w:pPr>
+        <w:spacing w:line="336" w:lineRule="auto" w:after="180"/>
+        <w:shd w:fill="F5F1FB"/>
+      </w:pPr>
+      <w:r>
+        <w:rPr>
+          <w:b w:val="0"/>
+        </w:rPr>
         <w:t>Apply the seven-day boundary to T1 and T2. How many T2 locations need verification, and may deletion be called complete if its backup remains?</w:t>
       </w:r>
     </w:p>
@@ -952,36 +1250,116 @@
       </w:r>
     </w:p>
     <w:p>
-      <w:r>
-        <w:t>Support used: alone / hint / worked example. This record is practice evidence.</w:t>
+      <w:pPr>
+        <w:pStyle w:val="Heading3"/>
+      </w:pPr>
+      <w:r>
+        <w:t>Record the help used</w:t>
       </w:r>
     </w:p>
     <w:p>
-      <w:r>
-        <w:t>Project connection: For the Grounded Learning Service, retain an annotated trace and the changed-case result. Name the contract or evidence that makes the deciding step valid, so another team can review it.</w:t>
+      <w:pPr>
+        <w:spacing w:line="336" w:lineRule="auto" w:after="180"/>
+        <w:shd w:fill="F1F6F8"/>
+      </w:pPr>
+      <w:r>
+        <w:rPr>
+          <w:b w:val="0"/>
+        </w:rPr>
+        <w:t xml:space="preserve">Support used: alone / hint / worked example. This record is practice </w:t>
+      </w:r>
+      <w:r>
+        <w:rPr>
+          <w:b/>
+        </w:rPr>
+        <w:t>evidence</w:t>
+      </w:r>
+      <w:r>
+        <w:rPr>
+          <w:b w:val="0"/>
+        </w:rPr>
+        <w:t>.</w:t>
       </w:r>
     </w:p>
     <w:p>
       <w:pPr>
-        <w:pStyle w:val="Heading1"/>
-      </w:pPr>
-      <w:r>
-        <w:t>13. Project portfolio milestone</w:t>
+        <w:spacing w:line="336" w:lineRule="auto" w:after="180"/>
+      </w:pPr>
+      <w:r>
+        <w:rPr>
+          <w:b w:val="0"/>
+        </w:rPr>
+        <w:t xml:space="preserve">Project connection: For the Grounded Learning Service, retain an annotated trace and the changed-case result. Name the contract or </w:t>
+      </w:r>
+      <w:r>
+        <w:rPr>
+          <w:b/>
+        </w:rPr>
+        <w:t>evidence</w:t>
+      </w:r>
+      <w:r>
+        <w:rPr>
+          <w:b w:val="0"/>
+        </w:rPr>
+        <w:t xml:space="preserve"> that makes the deciding step valid, so another team can review it.</w:t>
       </w:r>
     </w:p>
     <w:p>
-      <w:r>
-        <w:t>Project: Grounded Learning Service</w:t>
+      <w:pPr>
+        <w:pStyle w:val="Heading1"/>
+      </w:pPr>
+      <w:r>
+        <w:t>13. Project portfolio milestone</w:t>
       </w:r>
     </w:p>
     <w:p>
       <w:r>
-        <w:t>Current milestone: Evaluate and revise. Compare with your starting method, explain errors and record a justified revision.</w:t>
+        <w:t>Keep this week’s input, deciding step, result and limit together in the Grounded Learning Service record.</w:t>
       </w:r>
     </w:p>
     <w:p>
-      <w:r>
-        <w:t>For the Grounded Learning Service, retain an annotated trace and the changed-case result. Name the contract or evidence that makes the deciding step valid, so another team can review it.</w:t>
+      <w:pPr>
+        <w:spacing w:line="336" w:lineRule="auto" w:after="180"/>
+      </w:pPr>
+      <w:r>
+        <w:rPr>
+          <w:b w:val="0"/>
+        </w:rPr>
+        <w:t>Project: Grounded Learning Service</w:t>
+      </w:r>
+    </w:p>
+    <w:p>
+      <w:pPr>
+        <w:spacing w:line="336" w:lineRule="auto" w:after="180"/>
+      </w:pPr>
+      <w:r>
+        <w:rPr>
+          <w:b w:val="0"/>
+        </w:rPr>
+        <w:t>Current milestone: Evaluate and revise. Compare with your starting method, explain errors and record a justified revision.</w:t>
+      </w:r>
+    </w:p>
+    <w:p>
+      <w:pPr>
+        <w:spacing w:line="336" w:lineRule="auto" w:after="180"/>
+      </w:pPr>
+      <w:r>
+        <w:rPr>
+          <w:b w:val="0"/>
+        </w:rPr>
+        <w:t xml:space="preserve">For the Grounded Learning Service, retain an annotated trace and the changed-case result. Name the contract or </w:t>
+      </w:r>
+      <w:r>
+        <w:rPr>
+          <w:b/>
+        </w:rPr>
+        <w:t>evidence</w:t>
+      </w:r>
+      <w:r>
+        <w:rPr>
+          <w:b w:val="0"/>
+        </w:rPr>
+        <w:t xml:space="preserve"> that makes the deciding step valid, so another team can review it.</w:t>
       </w:r>
     </w:p>
     <w:tbl>
@@ -1143,53 +1521,92 @@
     </w:p>
     <w:p>
       <w:r>
-        <w:t>Use this supported practice once, in the browser or on paper. Keep the reserved independent assessment for a separate first attempt before teacher feedback.</w:t>
+        <w:t>Try the supported questions before comparing with hints and feedback. Record what you repaired and the evidence you retained.</w:t>
       </w:r>
     </w:p>
     <w:p>
-      <w:r>
-        <w:t>Delete every listed copy. A fictional policy deletes transcripts at age seven days or older, including listed backups.</w:t>
+      <w:pPr>
+        <w:spacing w:line="336" w:lineRule="auto" w:after="180"/>
+      </w:pPr>
+      <w:r>
+        <w:rPr>
+          <w:b w:val="0"/>
+        </w:rPr>
+        <w:t>Use this supported practice once, in the browser or on paper. Keep the reserved independent assessment for a separate first attempt before teacher feedback.</w:t>
       </w:r>
     </w:p>
     <w:p>
       <w:pPr>
-        <w:pStyle w:val="Heading3"/>
-      </w:pPr>
-      <w:r>
-        <w:t>Practice 1: explain the deciding evidence</w:t>
+        <w:spacing w:line="336" w:lineRule="auto" w:after="180"/>
+      </w:pPr>
+      <w:r>
+        <w:rPr>
+          <w:b w:val="0"/>
+        </w:rPr>
+        <w:t>Delete every listed copy. A fictional policy deletes transcripts at age seven days or older, including listed backups.</w:t>
       </w:r>
     </w:p>
     <w:p>
-      <w:r>
-        <w:t>Which labelled step matches this detail? The scoped deletion passes only after both T2 copies are removed.</w:t>
+      <w:pPr>
+        <w:pStyle w:val="Heading3"/>
+      </w:pPr>
+      <w:r>
+        <w:t>Practice 1: explain the deciding evidence</w:t>
       </w:r>
     </w:p>
     <w:p>
-      <w:r>
-        <w:t>1. Check age</w:t>
+      <w:pPr>
+        <w:spacing w:line="336" w:lineRule="auto" w:after="180"/>
+      </w:pPr>
+      <w:r>
+        <w:rPr>
+          <w:b w:val="0"/>
+        </w:rPr>
+        <w:t>Which labelled step matches this detail? The scoped deletion passes only after both T2 copies are removed.</w:t>
       </w:r>
     </w:p>
     <w:p>
-      <w:r>
-        <w:t>2. Find copies</w:t>
+      <w:pPr>
+        <w:spacing w:line="336" w:lineRule="auto" w:after="180"/>
+        <w:shd w:fill="F4F9FC"/>
+      </w:pPr>
+      <w:r>
+        <w:rPr>
+          <w:b w:val="0"/>
+        </w:rPr>
+        <w:t>1. Check age</w:t>
       </w:r>
     </w:p>
     <w:p>
-      <w:r>
-        <w:t>3. Verify removal</w:t>
+      <w:pPr>
+        <w:spacing w:line="336" w:lineRule="auto" w:after="180"/>
+        <w:shd w:fill="F4F9FC"/>
+      </w:pPr>
+      <w:r>
+        <w:rPr>
+          <w:b w:val="0"/>
+        </w:rPr>
+        <w:t>2. Find copies</w:t>
       </w:r>
     </w:p>
     <w:p>
       <w:pPr>
-        <w:pStyle w:val="Heading3"/>
-      </w:pPr>
-      <w:r>
-        <w:t>My selected conclusion, deciding fact and explanation</w:t>
+        <w:spacing w:line="336" w:lineRule="auto" w:after="180"/>
+        <w:shd w:fill="F4F9FC"/>
+      </w:pPr>
+      <w:r>
+        <w:rPr>
+          <w:b w:val="0"/>
+        </w:rPr>
+        <w:t>3. Verify removal</w:t>
       </w:r>
     </w:p>
     <w:p>
-      <w:r>
-        <w:t>________________________________________________________________</w:t>
+      <w:pPr>
+        <w:pStyle w:val="Heading3"/>
+      </w:pPr>
+      <w:r>
+        <w:t>My selected conclusion, deciding fact and explanation</w:t>
       </w:r>
     </w:p>
     <w:p>
@@ -1214,40 +1631,67 @@
     </w:p>
     <w:p>
       <w:r>
-        <w:t>Hint if needed: Read the steps in the pictorial case. Match the supplied detail to the stage that performs or records it.</w:t>
+        <w:t>________________________________________________________________</w:t>
       </w:r>
     </w:p>
     <w:p>
-      <w:r>
-        <w:t>After your attempt, compare with the supported explanation: Verify removal The scoped deletion passes only after both T2 copies are removed. Retention requires an age rule and an inventory. Deleting the visible copy alone does not demonstrate removal of listed backups.</w:t>
+      <w:pPr>
+        <w:pStyle w:val="Heading3"/>
+      </w:pPr>
+      <w:r>
+        <w:t>Hint · try first</w:t>
       </w:r>
     </w:p>
     <w:p>
       <w:pPr>
-        <w:pStyle w:val="Heading3"/>
-      </w:pPr>
-      <w:r>
-        <w:t>Practice 2: explain the deciding evidence</w:t>
+        <w:spacing w:line="336" w:lineRule="auto" w:after="180"/>
+        <w:shd w:fill="F1F6F8"/>
+      </w:pPr>
+      <w:r>
+        <w:rPr>
+          <w:b w:val="0"/>
+        </w:rPr>
+        <w:t>Hint if needed: Read the steps in the pictorial case. Match the supplied detail to the stage that performs or records it.</w:t>
       </w:r>
     </w:p>
     <w:p>
-      <w:r>
-        <w:t>Changed-case practice: Primary deletion succeeds but backup deletion fails. Which conclusion is supported by the supplied facts?</w:t>
+      <w:pPr>
+        <w:pStyle w:val="Heading3"/>
+      </w:pPr>
+      <w:r>
+        <w:t>Feedback · compare after trying</w:t>
       </w:r>
     </w:p>
     <w:p>
-      <w:r>
-        <w:t>1. Record incomplete deletion and follow the retry or escalation procedure.</w:t>
+      <w:pPr>
+        <w:spacing w:line="336" w:lineRule="auto" w:after="180"/>
+        <w:shd w:fill="F1F6FC"/>
+      </w:pPr>
+      <w:r>
+        <w:rPr>
+          <w:b w:val="0"/>
+        </w:rPr>
+        <w:t>After your attempt, compare with the supported explanation: Verify removal The scoped deletion passes only after both T2 copies are removed. Retention requires an age rule and an inventory.</w:t>
       </w:r>
     </w:p>
     <w:p>
-      <w:r>
-        <w:t>2. We can decide the result without examining the changed input or the procedure.</w:t>
+      <w:pPr>
+        <w:spacing w:line="336" w:lineRule="auto" w:after="180"/>
+        <w:shd w:fill="F1F6FC"/>
+      </w:pPr>
+      <w:r>
+        <w:rPr>
+          <w:b w:val="0"/>
+        </w:rPr>
+        <w:t>Deleting the visible copy alone does not demonstrate removal of listed backups.</w:t>
       </w:r>
     </w:p>
     <w:p>
-      <w:r>
-        <w:t>3. This one example guarantees correct results for every future input.</w:t>
+      <w:pPr>
+        <w:pStyle w:val="Heading3"/>
+      </w:pPr>
+      <w:r>
+        <w:t>Practice 2: explain the deciding evidence</w:t>
       </w:r>
     </w:p>
     <w:p>
@@ -1255,91 +1699,1039 @@
         <w:pStyle w:val="Heading3"/>
       </w:pPr>
       <w:r>
-        <w:t>My selected conclusion, deciding fact and explanation</w:t>
+        <w:t>Changed case · predict first</w:t>
       </w:r>
     </w:p>
     <w:p>
-      <w:r>
-        <w:t>________________________________________________________________</w:t>
+      <w:pPr>
+        <w:spacing w:line="336" w:lineRule="auto" w:after="180"/>
+        <w:shd w:fill="F5F1FB"/>
+      </w:pPr>
+      <w:r>
+        <w:rPr>
+          <w:b w:val="0"/>
+        </w:rPr>
+        <w:t>Changed-case practice: Primary deletion succeeds but backup deletion fails. Which conclusion is supported by the supplied facts?</w:t>
       </w:r>
     </w:p>
     <w:p>
-      <w:r>
-        <w:t>________________________________________________________________</w:t>
+      <w:pPr>
+        <w:spacing w:line="336" w:lineRule="auto" w:after="180"/>
+        <w:shd w:fill="F4F9FC"/>
+      </w:pPr>
+      <w:r>
+        <w:rPr>
+          <w:b w:val="0"/>
+        </w:rPr>
+        <w:t>1. Record incomplete deletion and follow the retry or escalation procedure.</w:t>
       </w:r>
     </w:p>
     <w:p>
-      <w:r>
-        <w:t>________________________________________________________________</w:t>
+      <w:pPr>
+        <w:spacing w:line="336" w:lineRule="auto" w:after="180"/>
+        <w:shd w:fill="F4F9FC"/>
+      </w:pPr>
+      <w:r>
+        <w:rPr>
+          <w:b w:val="0"/>
+        </w:rPr>
+        <w:t xml:space="preserve">2. We can decide the result without examining the changed </w:t>
+      </w:r>
+      <w:r>
+        <w:rPr>
+          <w:b/>
+        </w:rPr>
+        <w:t>input</w:t>
+      </w:r>
+      <w:r>
+        <w:rPr>
+          <w:b w:val="0"/>
+        </w:rPr>
+        <w:t xml:space="preserve"> or the procedure.</w:t>
       </w:r>
     </w:p>
     <w:p>
-      <w:r>
-        <w:t>________________________________________________________________</w:t>
+      <w:pPr>
+        <w:spacing w:line="336" w:lineRule="auto" w:after="180"/>
+        <w:shd w:fill="F4F9FC"/>
+      </w:pPr>
+      <w:r>
+        <w:rPr>
+          <w:b w:val="0"/>
+        </w:rPr>
+        <w:t xml:space="preserve">3. This one example guarantees correct results for every future </w:t>
+      </w:r>
+      <w:r>
+        <w:rPr>
+          <w:b/>
+        </w:rPr>
+        <w:t>input</w:t>
+      </w:r>
+      <w:r>
+        <w:rPr>
+          <w:b w:val="0"/>
+        </w:rPr>
+        <w:t>.</w:t>
       </w:r>
     </w:p>
     <w:p>
-      <w:r>
-        <w:t>________________________________________________________________</w:t>
+      <w:pPr>
+        <w:pStyle w:val="Heading3"/>
+      </w:pPr>
+      <w:r>
+        <w:t>My selected conclusion, deciding fact and explanation</w:t>
       </w:r>
     </w:p>
     <w:p>
       <w:r>
-        <w:t>Hint if needed: Use the changed condition and the deciding step in the pictorial trace. The answer must say what follows from those facts.</w:t>
+        <w:t>________________________________________________________________</w:t>
       </w:r>
     </w:p>
     <w:p>
       <w:r>
-        <w:t>After your attempt, compare with the supported explanation: Record incomplete deletion and follow the retry or escalation procedure. One required copy remains in the declared scope.</w:t>
+        <w:t>________________________________________________________________</w:t>
       </w:r>
     </w:p>
     <w:p>
-      <w:pPr>
-        <w:pStyle w:val="Heading3"/>
-      </w:pPr>
-      <w:r>
-        <w:t>Repair a missing building block</w:t>
+      <w:r>
+        <w:t>________________________________________________________________</w:t>
       </w:r>
     </w:p>
     <w:p>
       <w:r>
-        <w:t>Review Sandboxing and resource limits (ai-6/19). Goal: Explain the mechanism and terminology of sandboxing and resource limits. Short practice: Check A against both resource limits and B against network isolation. Why must A stop after three seconds even if its output remains only 2 MB?. Return to this week and explain what you changed.</w:t>
+        <w:t>________________________________________________________________</w:t>
       </w:r>
     </w:p>
     <w:p>
       <w:r>
-        <w:t>Review External side effects and recovery (ai-6/17). Goal: Explain the mechanism and terminology of external side effects and recovery. Short practice: Distinguish a missing printer acknowledgement from confirmed failure. What should happen if J6 is complete, and what evidence changes when J6 is reliably reported absent?. Return to this week and explain what you changed.</w:t>
+        <w:t>________________________________________________________________</w:t>
       </w:r>
     </w:p>
     <w:p>
-      <w:r>
-        <w:t>Review Planning and action selection (ai-6/14). Goal: Explain the mechanism and terminology of planning and action selection. Short practice: Choose a permitted plan when no approved tower-height card exists. What new answer becomes supported after a card records 24 metres, and why could the bot not invent it earlier?. Return to this week and explain what you changed.</w:t>
+      <w:pPr>
+        <w:pStyle w:val="Heading3"/>
+      </w:pPr>
+      <w:r>
+        <w:t>Hint · try first</w:t>
       </w:r>
     </w:p>
     <w:p>
       <w:pPr>
-        <w:pStyle w:val="Heading3"/>
-      </w:pPr>
-      <w:r>
-        <w:t>Keep your completed work</w:t>
+        <w:spacing w:line="336" w:lineRule="auto" w:after="180"/>
+        <w:shd w:fill="F1F6F8"/>
+      </w:pPr>
+      <w:r>
+        <w:rPr>
+          <w:b w:val="0"/>
+        </w:rPr>
+        <w:t>Hint if needed: Use the changed condition and the deciding step in the pictorial trace. The answer must say what follows from those facts.</w:t>
       </w:r>
     </w:p>
     <w:p>
-      <w:r>
-        <w:t>Use Download completed work in the hosted lesson to export your answers, reflections, practice feedback and code-run evidence. Open the HTML copy to read or print it. Drafts stay in this browser when storage is available; clear drafts on a shared device.</w:t>
+      <w:pPr>
+        <w:pStyle w:val="Heading3"/>
+      </w:pPr>
+      <w:r>
+        <w:t>Feedback · compare after trying</w:t>
       </w:r>
     </w:p>
     <w:p>
       <w:pPr>
-        <w:pStyle w:val="Heading3"/>
-      </w:pPr>
-      <w:r>
-        <w:t>What I repaired, the evidence I kept and the next test</w:t>
+        <w:spacing w:line="336" w:lineRule="auto" w:after="180"/>
+        <w:shd w:fill="F1F6FC"/>
+      </w:pPr>
+      <w:r>
+        <w:rPr>
+          <w:b w:val="0"/>
+        </w:rPr>
+        <w:t>After your attempt, compare with the supported explanation: Record incomplete deletion and follow the retry or escalation procedure. One required copy remains in the declared scope.</w:t>
       </w:r>
     </w:p>
     <w:p>
+      <w:pPr>
+        <w:pStyle w:val="Heading3"/>
+      </w:pPr>
+      <w:r>
+        <w:t>Repair a missing building block</w:t>
+      </w:r>
+    </w:p>
+    <w:p>
+      <w:pPr>
+        <w:spacing w:line="336" w:lineRule="auto" w:after="180"/>
+      </w:pPr>
+      <w:r>
+        <w:rPr>
+          <w:b w:val="0"/>
+        </w:rPr>
+        <w:t xml:space="preserve">Review Sandboxing and resource limits (ai-6/19). Goal: Explain the </w:t>
+      </w:r>
+      <w:r>
+        <w:rPr>
+          <w:b/>
+        </w:rPr>
+        <w:t>mechanism</w:t>
+      </w:r>
+      <w:r>
+        <w:rPr>
+          <w:b w:val="0"/>
+        </w:rPr>
+        <w:t xml:space="preserve"> and terminology of sandboxing and resource limits. Short practice: Check A against both resource limits and B against network isolation.</w:t>
+      </w:r>
+    </w:p>
+    <w:p>
+      <w:pPr>
+        <w:spacing w:line="336" w:lineRule="auto" w:after="180"/>
+      </w:pPr>
+      <w:r>
+        <w:rPr>
+          <w:b w:val="0"/>
+        </w:rPr>
+        <w:t xml:space="preserve">Why must A stop after three seconds even if its </w:t>
+      </w:r>
+      <w:r>
+        <w:rPr>
+          <w:b/>
+        </w:rPr>
+        <w:t>output</w:t>
+      </w:r>
+      <w:r>
+        <w:rPr>
+          <w:b w:val="0"/>
+        </w:rPr>
+        <w:t xml:space="preserve"> remains only 2 MB?. Return to this week and explain what you changed.</w:t>
+      </w:r>
+    </w:p>
+    <w:p>
+      <w:pPr>
+        <w:spacing w:line="336" w:lineRule="auto" w:after="180"/>
+      </w:pPr>
+      <w:r>
+        <w:rPr>
+          <w:b w:val="0"/>
+        </w:rPr>
+        <w:t xml:space="preserve">Review External side effects and recovery (ai-6/17). Goal: Explain the </w:t>
+      </w:r>
+      <w:r>
+        <w:rPr>
+          <w:b/>
+        </w:rPr>
+        <w:t>mechanism</w:t>
+      </w:r>
+      <w:r>
+        <w:rPr>
+          <w:b w:val="0"/>
+        </w:rPr>
+        <w:t xml:space="preserve"> and terminology of external side effects and recovery. Short practice: Distinguish a missing printer acknowledgement from confirmed failure.</w:t>
+      </w:r>
+    </w:p>
+    <w:p>
+      <w:pPr>
+        <w:spacing w:line="336" w:lineRule="auto" w:after="180"/>
+      </w:pPr>
+      <w:r>
+        <w:rPr>
+          <w:b w:val="0"/>
+        </w:rPr>
+        <w:t xml:space="preserve">What should happen if J6 is complete, and what </w:t>
+      </w:r>
+      <w:r>
+        <w:rPr>
+          <w:b/>
+        </w:rPr>
+        <w:t>evidence</w:t>
+      </w:r>
+      <w:r>
+        <w:rPr>
+          <w:b w:val="0"/>
+        </w:rPr>
+        <w:t xml:space="preserve"> changes when J6 is reliably reported absent?. Return to this week and explain what you changed.</w:t>
+      </w:r>
+    </w:p>
+    <w:p>
+      <w:pPr>
+        <w:spacing w:line="336" w:lineRule="auto" w:after="180"/>
+      </w:pPr>
+      <w:r>
+        <w:rPr>
+          <w:b w:val="0"/>
+        </w:rPr>
+        <w:t xml:space="preserve">Review Planning and action selection (ai-6/14). Goal: Explain the </w:t>
+      </w:r>
+      <w:r>
+        <w:rPr>
+          <w:b/>
+        </w:rPr>
+        <w:t>mechanism</w:t>
+      </w:r>
+      <w:r>
+        <w:rPr>
+          <w:b w:val="0"/>
+        </w:rPr>
+        <w:t xml:space="preserve"> and terminology of planning and action selection. Short practice: Choose a permitted plan when no approved tower-height card exists.</w:t>
+      </w:r>
+    </w:p>
+    <w:p>
+      <w:pPr>
+        <w:spacing w:line="336" w:lineRule="auto" w:after="180"/>
+      </w:pPr>
+      <w:r>
+        <w:rPr>
+          <w:b w:val="0"/>
+        </w:rPr>
+        <w:t>What new answer becomes supported after a card records 24 metres, and why could the bot not invent it earlier?. Return to this week and explain what you changed.</w:t>
+      </w:r>
+    </w:p>
+    <w:p>
+      <w:pPr>
+        <w:pStyle w:val="Heading3"/>
+      </w:pPr>
+      <w:r>
+        <w:t>Keep your completed work</w:t>
+      </w:r>
+    </w:p>
+    <w:p>
+      <w:pPr>
+        <w:spacing w:line="336" w:lineRule="auto" w:after="180"/>
+      </w:pPr>
+      <w:r>
+        <w:rPr>
+          <w:b w:val="0"/>
+        </w:rPr>
+        <w:t xml:space="preserve">Use Download completed work in the hosted lesson to export your answers, reflections, practice feedback and code-run </w:t>
+      </w:r>
+      <w:r>
+        <w:rPr>
+          <w:b/>
+        </w:rPr>
+        <w:t>evidence</w:t>
+      </w:r>
+      <w:r>
+        <w:rPr>
+          <w:b w:val="0"/>
+        </w:rPr>
+        <w:t>. Open the HTML copy to read or print it.</w:t>
+      </w:r>
+    </w:p>
+    <w:p>
+      <w:pPr>
+        <w:spacing w:line="336" w:lineRule="auto" w:after="180"/>
+      </w:pPr>
+      <w:r>
+        <w:rPr>
+          <w:b w:val="0"/>
+        </w:rPr>
+        <w:t>Drafts stay in this browser when storage is available; clear drafts on a shared device.</w:t>
+      </w:r>
+    </w:p>
+    <w:p>
+      <w:pPr>
+        <w:pStyle w:val="Heading3"/>
+      </w:pPr>
+      <w:r>
+        <w:t>What I repaired, the evidence I kept and the next test</w:t>
+      </w:r>
+    </w:p>
+    <w:p>
       <w:r>
         <w:t>________________________________________________________________</w:t>
+      </w:r>
+    </w:p>
+    <w:p>
+      <w:r>
+        <w:t>________________________________________________________________</w:t>
+      </w:r>
+    </w:p>
+    <w:p>
+      <w:r>
+        <w:t>________________________________________________________________</w:t>
+      </w:r>
+    </w:p>
+    <w:p>
+      <w:r>
+        <w:t>________________________________________________________________</w:t>
+      </w:r>
+    </w:p>
+    <w:p>
+      <w:r>
+        <w:t>________________________________________________________________</w:t>
+      </w:r>
+    </w:p>
+    <w:p>
+      <w:pPr>
+        <w:pStyle w:val="Heading1"/>
+      </w:pPr>
+      <w:r>
+        <w:t>15. Visual concept journey</w:t>
+      </w:r>
+    </w:p>
+    <w:p>
+      <w:r>
+        <w:t>Explain each Data retention and deletion picture from its labels, then record a relevant limit.</w:t>
+      </w:r>
+    </w:p>
+    <w:p>
+      <w:pPr>
+        <w:pStyle w:val="Heading3"/>
+      </w:pPr>
+      <w:r>
+        <w:t>01. Data retention and deletion: the case</w:t>
+      </w:r>
+    </w:p>
+    <w:p>
+      <w:r>
+        <w:drawing>
+          <wp:inline xmlns:a="http://schemas.openxmlformats.org/drawingml/2006/main" xmlns:pic="http://schemas.openxmlformats.org/drawingml/2006/picture">
+            <wp:extent cx="5486400" cy="2834640"/>
+            <wp:docPr id="2" name="Picture 2" descr="Delete every listed copy. A fictional policy deletes transcripts at age seven days or older, including listed backups. Supplied facts: T1 is six days old. T2 is seven days old with one backup. Scope lists primary storage and that backup only."/>
+            <wp:cNvGraphicFramePr>
+              <a:graphicFrameLocks noChangeAspect="1"/>
+            </wp:cNvGraphicFramePr>
+            <a:graphic>
+              <a:graphicData uri="http://schemas.openxmlformats.org/drawingml/2006/picture">
+                <pic:pic>
+                  <pic:nvPicPr>
+                    <pic:cNvPr id="0" name="academy-story-ai-6-20-01.png"/>
+                    <pic:cNvPicPr/>
+                  </pic:nvPicPr>
+                  <pic:blipFill>
+                    <a:blip r:embed="rId10"/>
+                    <a:stretch>
+                      <a:fillRect/>
+                    </a:stretch>
+                  </pic:blipFill>
+                  <pic:spPr>
+                    <a:xfrm>
+                      <a:off x="0" y="0"/>
+                      <a:ext cx="5486400" cy="2834640"/>
+                    </a:xfrm>
+                    <a:prstGeom prst="rect"/>
+                  </pic:spPr>
+                </pic:pic>
+              </a:graphicData>
+            </a:graphic>
+          </wp:inline>
+        </w:drawing>
+      </w:r>
+    </w:p>
+    <w:p>
+      <w:pPr>
+        <w:spacing w:line="336" w:lineRule="auto" w:after="180"/>
+      </w:pPr>
+      <w:r>
+        <w:rPr>
+          <w:b w:val="0"/>
+        </w:rPr>
+        <w:t>Delete every listed copy. A fictional policy deletes transcripts at age seven days or older, including listed backups. Supplied facts: T1 is six days old. T2 is seven days old with one backup.</w:t>
+      </w:r>
+    </w:p>
+    <w:p>
+      <w:pPr>
+        <w:spacing w:line="336" w:lineRule="auto" w:after="180"/>
+      </w:pPr>
+      <w:r>
+        <w:rPr>
+          <w:b w:val="0"/>
+        </w:rPr>
+        <w:t>Scope lists primary storage and that backup only.</w:t>
+      </w:r>
+    </w:p>
+    <w:p>
+      <w:pPr>
+        <w:spacing w:line="336" w:lineRule="auto" w:after="180"/>
+        <w:shd w:fill="F5F1FB"/>
+      </w:pPr>
+      <w:r>
+        <w:rPr>
+          <w:b w:val="0"/>
+        </w:rPr>
+        <w:t>Point to the given fact that matters most. Explain why it matters.</w:t>
+      </w:r>
+    </w:p>
+    <w:p>
+      <w:pPr>
+        <w:pStyle w:val="Heading3"/>
+      </w:pPr>
+      <w:r>
+        <w:t>My picture explanation, deciding evidence and one limit</w:t>
+      </w:r>
+    </w:p>
+    <w:p>
+      <w:r>
+        <w:t>________________________________________________________________</w:t>
+      </w:r>
+    </w:p>
+    <w:p>
+      <w:r>
+        <w:t>________________________________________________________________</w:t>
+      </w:r>
+    </w:p>
+    <w:p>
+      <w:r>
+        <w:t>________________________________________________________________</w:t>
+      </w:r>
+    </w:p>
+    <w:p>
+      <w:r>
+        <w:t>________________________________________________________________</w:t>
+      </w:r>
+    </w:p>
+    <w:p>
+      <w:pPr>
+        <w:pStyle w:val="Heading3"/>
+      </w:pPr>
+      <w:r>
+        <w:t>02. Follow the deciding steps</w:t>
+      </w:r>
+    </w:p>
+    <w:p>
+      <w:r>
+        <w:drawing>
+          <wp:inline xmlns:a="http://schemas.openxmlformats.org/drawingml/2006/main" xmlns:pic="http://schemas.openxmlformats.org/drawingml/2006/picture">
+            <wp:extent cx="5486400" cy="3182112"/>
+            <wp:docPr id="3" name="Picture 3" descr="Check age: Keep T1 for now; T2 reaches the deletion boundary. → Find copies: T2 is present in two declared locations. → Verify removal: The scoped deletion passes only after both T2 copies are removed."/>
+            <wp:cNvGraphicFramePr>
+              <a:graphicFrameLocks noChangeAspect="1"/>
+            </wp:cNvGraphicFramePr>
+            <a:graphic>
+              <a:graphicData uri="http://schemas.openxmlformats.org/drawingml/2006/picture">
+                <pic:pic>
+                  <pic:nvPicPr>
+                    <pic:cNvPr id="0" name="academy-story-ai-6-20-02.png"/>
+                    <pic:cNvPicPr/>
+                  </pic:nvPicPr>
+                  <pic:blipFill>
+                    <a:blip r:embed="rId11"/>
+                    <a:stretch>
+                      <a:fillRect/>
+                    </a:stretch>
+                  </pic:blipFill>
+                  <pic:spPr>
+                    <a:xfrm>
+                      <a:off x="0" y="0"/>
+                      <a:ext cx="5486400" cy="3182112"/>
+                    </a:xfrm>
+                    <a:prstGeom prst="rect"/>
+                  </pic:spPr>
+                </pic:pic>
+              </a:graphicData>
+            </a:graphic>
+          </wp:inline>
+        </w:drawing>
+      </w:r>
+    </w:p>
+    <w:p>
+      <w:pPr>
+        <w:spacing w:line="336" w:lineRule="auto" w:after="180"/>
+      </w:pPr>
+      <w:r>
+        <w:rPr>
+          <w:b w:val="0"/>
+        </w:rPr>
+        <w:t xml:space="preserve">Check age: Keep T1 for now; T2 reaches the </w:t>
+      </w:r>
+      <w:r>
+        <w:rPr>
+          <w:b/>
+        </w:rPr>
+        <w:t>deletion boundary</w:t>
+      </w:r>
+      <w:r>
+        <w:rPr>
+          <w:b w:val="0"/>
+        </w:rPr>
+        <w:t>. → Find copies: T2 is present in two declared locations. → Verify removal: The scoped deletion passes only after both T2 copies are removed.</w:t>
+      </w:r>
+    </w:p>
+    <w:p>
+      <w:pPr>
+        <w:spacing w:line="336" w:lineRule="auto" w:after="180"/>
+        <w:shd w:fill="F5F1FB"/>
+      </w:pPr>
+      <w:r>
+        <w:rPr>
+          <w:b w:val="0"/>
+        </w:rPr>
+        <w:t xml:space="preserve">Point to each numbered stage and explain which recorded </w:t>
+      </w:r>
+      <w:r>
+        <w:rPr>
+          <w:b/>
+        </w:rPr>
+        <w:t>input</w:t>
+      </w:r>
+      <w:r>
+        <w:rPr>
+          <w:b w:val="0"/>
+        </w:rPr>
+        <w:t xml:space="preserve"> it uses.</w:t>
+      </w:r>
+    </w:p>
+    <w:p>
+      <w:pPr>
+        <w:pStyle w:val="Heading3"/>
+      </w:pPr>
+      <w:r>
+        <w:t>My picture explanation, deciding evidence and one limit</w:t>
+      </w:r>
+    </w:p>
+    <w:p>
+      <w:r>
+        <w:t>________________________________________________________________</w:t>
+      </w:r>
+    </w:p>
+    <w:p>
+      <w:r>
+        <w:t>________________________________________________________________</w:t>
+      </w:r>
+    </w:p>
+    <w:p>
+      <w:r>
+        <w:t>________________________________________________________________</w:t>
+      </w:r>
+    </w:p>
+    <w:p>
+      <w:r>
+        <w:t>________________________________________________________________</w:t>
+      </w:r>
+    </w:p>
+    <w:p>
+      <w:pPr>
+        <w:pStyle w:val="Heading3"/>
+      </w:pPr>
+      <w:r>
+        <w:t>03. A deletion rule needs an inventory of copies</w:t>
+      </w:r>
+    </w:p>
+    <w:p>
+      <w:r>
+        <w:drawing>
+          <wp:inline xmlns:a="http://schemas.openxmlformats.org/drawingml/2006/main" xmlns:pic="http://schemas.openxmlformats.org/drawingml/2006/picture">
+            <wp:extent cx="5486400" cy="3337560"/>
+            <wp:docPr id="4" name="Picture 4" descr="The toy retention boundary is seven days or older. Keep six-day T1 for now. Seven-day T2 appears in primary storage and one listed backup; both locations need removal verification. This diagram specifies required checks, not an actual deletion run."/>
+            <wp:cNvGraphicFramePr>
+              <a:graphicFrameLocks noChangeAspect="1"/>
+            </wp:cNvGraphicFramePr>
+            <a:graphic>
+              <a:graphicData uri="http://schemas.openxmlformats.org/drawingml/2006/picture">
+                <pic:pic>
+                  <pic:nvPicPr>
+                    <pic:cNvPr id="0" name="academy-story-ai-6-20-03.png"/>
+                    <pic:cNvPicPr/>
+                  </pic:nvPicPr>
+                  <pic:blipFill>
+                    <a:blip r:embed="rId12"/>
+                    <a:stretch>
+                      <a:fillRect/>
+                    </a:stretch>
+                  </pic:blipFill>
+                  <pic:spPr>
+                    <a:xfrm>
+                      <a:off x="0" y="0"/>
+                      <a:ext cx="5486400" cy="3337560"/>
+                    </a:xfrm>
+                    <a:prstGeom prst="rect"/>
+                  </pic:spPr>
+                </pic:pic>
+              </a:graphicData>
+            </a:graphic>
+          </wp:inline>
+        </w:drawing>
+      </w:r>
+    </w:p>
+    <w:p>
+      <w:pPr>
+        <w:spacing w:line="336" w:lineRule="auto" w:after="180"/>
+      </w:pPr>
+      <w:r>
+        <w:rPr>
+          <w:b w:val="0"/>
+        </w:rPr>
+        <w:t>The toy retention boundary is seven days or older. Keep six-day T1 for now. Seven-day T2 appears in primary storage and one listed backup; both locations need removal verification.</w:t>
+      </w:r>
+    </w:p>
+    <w:p>
+      <w:pPr>
+        <w:spacing w:line="336" w:lineRule="auto" w:after="180"/>
+      </w:pPr>
+      <w:r>
+        <w:rPr>
+          <w:b w:val="0"/>
+        </w:rPr>
+        <w:t>This diagram specifies required checks, not an actual deletion run.</w:t>
+      </w:r>
+    </w:p>
+    <w:p>
+      <w:pPr>
+        <w:spacing w:line="336" w:lineRule="auto" w:after="180"/>
+        <w:shd w:fill="F5F1FB"/>
+      </w:pPr>
+      <w:r>
+        <w:rPr>
+          <w:b w:val="0"/>
+        </w:rPr>
+        <w:t>Read the labels and values. Explain the relationship the model shows.</w:t>
+      </w:r>
+    </w:p>
+    <w:p>
+      <w:pPr>
+        <w:pStyle w:val="Heading3"/>
+      </w:pPr>
+      <w:r>
+        <w:t>My picture explanation, deciding evidence and one limit</w:t>
+      </w:r>
+    </w:p>
+    <w:p>
+      <w:r>
+        <w:t>________________________________________________________________</w:t>
+      </w:r>
+    </w:p>
+    <w:p>
+      <w:r>
+        <w:t>________________________________________________________________</w:t>
+      </w:r>
+    </w:p>
+    <w:p>
+      <w:r>
+        <w:t>________________________________________________________________</w:t>
+      </w:r>
+    </w:p>
+    <w:p>
+      <w:r>
+        <w:t>________________________________________________________________</w:t>
+      </w:r>
+    </w:p>
+    <w:p>
+      <w:pPr>
+        <w:pStyle w:val="Heading3"/>
+      </w:pPr>
+      <w:r>
+        <w:t>04. Change one thing. Trace what follows.</w:t>
+      </w:r>
+    </w:p>
+    <w:p>
+      <w:r>
+        <w:drawing>
+          <wp:inline xmlns:a="http://schemas.openxmlformats.org/drawingml/2006/main" xmlns:pic="http://schemas.openxmlformats.org/drawingml/2006/picture">
+            <wp:extent cx="5486400" cy="3026664"/>
+            <wp:docPr id="5" name="Picture 5" descr="Original case: The scoped deletion passes only after both T2 copies are removed. Changed condition: Primary deletion succeeds but backup deletion fails. Expected result: Record incomplete deletion and follow the retry or escalation procedure. Reason: One required copy remains in the declared scope."/>
+            <wp:cNvGraphicFramePr>
+              <a:graphicFrameLocks noChangeAspect="1"/>
+            </wp:cNvGraphicFramePr>
+            <a:graphic>
+              <a:graphicData uri="http://schemas.openxmlformats.org/drawingml/2006/picture">
+                <pic:pic>
+                  <pic:nvPicPr>
+                    <pic:cNvPr id="0" name="academy-story-ai-6-20-04.png"/>
+                    <pic:cNvPicPr/>
+                  </pic:nvPicPr>
+                  <pic:blipFill>
+                    <a:blip r:embed="rId13"/>
+                    <a:stretch>
+                      <a:fillRect/>
+                    </a:stretch>
+                  </pic:blipFill>
+                  <pic:spPr>
+                    <a:xfrm>
+                      <a:off x="0" y="0"/>
+                      <a:ext cx="5486400" cy="3026664"/>
+                    </a:xfrm>
+                    <a:prstGeom prst="rect"/>
+                  </pic:spPr>
+                </pic:pic>
+              </a:graphicData>
+            </a:graphic>
+          </wp:inline>
+        </w:drawing>
+      </w:r>
+    </w:p>
+    <w:p>
+      <w:pPr>
+        <w:spacing w:line="336" w:lineRule="auto" w:after="180"/>
+      </w:pPr>
+      <w:r>
+        <w:rPr>
+          <w:b w:val="0"/>
+        </w:rPr>
+        <w:t>Original case: The scoped deletion passes only after both T2 copies are removed. Changed condition: Primary deletion succeeds but backup deletion fails.</w:t>
+      </w:r>
+    </w:p>
+    <w:p>
+      <w:pPr>
+        <w:spacing w:line="336" w:lineRule="auto" w:after="180"/>
+      </w:pPr>
+      <w:r>
+        <w:rPr>
+          <w:b w:val="0"/>
+        </w:rPr>
+        <w:t>Expected result: Record incomplete deletion and follow the retry or escalation procedure. Reason: One required copy remains in the declared scope.</w:t>
+      </w:r>
+    </w:p>
+    <w:p>
+      <w:pPr>
+        <w:spacing w:line="336" w:lineRule="auto" w:after="180"/>
+        <w:shd w:fill="F5F1FB"/>
+      </w:pPr>
+      <w:r>
+        <w:rPr>
+          <w:b w:val="0"/>
+        </w:rPr>
+        <w:t>Predict before checking the worked changed-case result. Name what changed and what the supplied facts allow you to conclude.</w:t>
+      </w:r>
+    </w:p>
+    <w:p>
+      <w:pPr>
+        <w:pStyle w:val="Heading3"/>
+      </w:pPr>
+      <w:r>
+        <w:t>My picture explanation, deciding evidence and one limit</w:t>
+      </w:r>
+    </w:p>
+    <w:p>
+      <w:r>
+        <w:t>________________________________________________________________</w:t>
+      </w:r>
+    </w:p>
+    <w:p>
+      <w:r>
+        <w:t>________________________________________________________________</w:t>
+      </w:r>
+    </w:p>
+    <w:p>
+      <w:r>
+        <w:t>________________________________________________________________</w:t>
+      </w:r>
+    </w:p>
+    <w:p>
+      <w:r>
+        <w:t>________________________________________________________________</w:t>
+      </w:r>
+    </w:p>
+    <w:p>
+      <w:pPr>
+        <w:pStyle w:val="Heading3"/>
+      </w:pPr>
+      <w:r>
+        <w:t>05. Connect the explanation to its limit</w:t>
+      </w:r>
+    </w:p>
+    <w:p>
+      <w:r>
+        <w:drawing>
+          <wp:inline xmlns:a="http://schemas.openxmlformats.org/drawingml/2006/main" xmlns:pic="http://schemas.openxmlformats.org/drawingml/2006/picture">
+            <wp:extent cx="5486400" cy="2834640"/>
+            <wp:docPr id="6" name="Picture 6" descr="Retention requires an age rule and an inventory. Deleting the visible copy alone does not demonstrate removal of listed backups. Limit: The inventory cannot prove deletion from unknown locations; document scope and investigate untracked copies."/>
+            <wp:cNvGraphicFramePr>
+              <a:graphicFrameLocks noChangeAspect="1"/>
+            </wp:cNvGraphicFramePr>
+            <a:graphic>
+              <a:graphicData uri="http://schemas.openxmlformats.org/drawingml/2006/picture">
+                <pic:pic>
+                  <pic:nvPicPr>
+                    <pic:cNvPr id="0" name="academy-story-ai-6-20-05.png"/>
+                    <pic:cNvPicPr/>
+                  </pic:nvPicPr>
+                  <pic:blipFill>
+                    <a:blip r:embed="rId14"/>
+                    <a:stretch>
+                      <a:fillRect/>
+                    </a:stretch>
+                  </pic:blipFill>
+                  <pic:spPr>
+                    <a:xfrm>
+                      <a:off x="0" y="0"/>
+                      <a:ext cx="5486400" cy="2834640"/>
+                    </a:xfrm>
+                    <a:prstGeom prst="rect"/>
+                  </pic:spPr>
+                </pic:pic>
+              </a:graphicData>
+            </a:graphic>
+          </wp:inline>
+        </w:drawing>
+      </w:r>
+    </w:p>
+    <w:p>
+      <w:pPr>
+        <w:spacing w:line="336" w:lineRule="auto" w:after="180"/>
+      </w:pPr>
+      <w:r>
+        <w:rPr>
+          <w:b w:val="0"/>
+        </w:rPr>
+        <w:t>Retention requires an age rule and an inventory. Deleting the visible copy alone does not demonstrate removal of listed backups.</w:t>
+      </w:r>
+    </w:p>
+    <w:p>
+      <w:pPr>
+        <w:spacing w:line="336" w:lineRule="auto" w:after="180"/>
+      </w:pPr>
+      <w:r>
+        <w:rPr>
+          <w:b w:val="0"/>
+        </w:rPr>
+        <w:t>Limit: The inventory cannot prove deletion from unknown locations; document scope and investigate untracked copies.</w:t>
+      </w:r>
+    </w:p>
+    <w:p>
+      <w:pPr>
+        <w:spacing w:line="336" w:lineRule="auto" w:after="180"/>
+        <w:shd w:fill="F5F1FB"/>
+      </w:pPr>
+      <w:r>
+        <w:rPr>
+          <w:b w:val="0"/>
+        </w:rPr>
+        <w:t>Explain the case, then point to a limit on the claim.</w:t>
+      </w:r>
+    </w:p>
+    <w:p>
+      <w:pPr>
+        <w:pStyle w:val="Heading3"/>
+      </w:pPr>
+      <w:r>
+        <w:t>My picture explanation, deciding evidence and one limit</w:t>
+      </w:r>
+    </w:p>
+    <w:p>
+      <w:r>
+        <w:t>________________________________________________________________</w:t>
+      </w:r>
+    </w:p>
+    <w:p>
+      <w:r>
+        <w:t>________________________________________________________________</w:t>
+      </w:r>
+    </w:p>
+    <w:p>
+      <w:r>
+        <w:t>________________________________________________________________</w:t>
+      </w:r>
+    </w:p>
+    <w:p>
+      <w:r>
+        <w:t>________________________________________________________________</w:t>
+      </w:r>
+    </w:p>
+    <w:p>
+      <w:pPr>
+        <w:pStyle w:val="Heading3"/>
+      </w:pPr>
+      <w:r>
+        <w:t>06. Make the idea visible in your project</w:t>
+      </w:r>
+    </w:p>
+    <w:p>
+      <w:r>
+        <w:drawing>
+          <wp:inline xmlns:a="http://schemas.openxmlformats.org/drawingml/2006/main" xmlns:pic="http://schemas.openxmlformats.org/drawingml/2006/picture">
+            <wp:extent cx="5486400" cy="3529584"/>
+            <wp:docPr id="7" name="Picture 7" descr="For the Grounded Learning Service, retain an annotated trace and the changed-case result. Name the contract or evidence that makes the deciding step valid, so another team can review it. Draw your input, deciding step, result and limit. Supported question: Apply the seven-day boundary to T1 and T2. How many T2 locations need verification, and may deletion be called complete if its backup remains?"/>
+            <wp:cNvGraphicFramePr>
+              <a:graphicFrameLocks noChangeAspect="1"/>
+            </wp:cNvGraphicFramePr>
+            <a:graphic>
+              <a:graphicData uri="http://schemas.openxmlformats.org/drawingml/2006/picture">
+                <pic:pic>
+                  <pic:nvPicPr>
+                    <pic:cNvPr id="0" name="academy-story-ai-6-20-06.png"/>
+                    <pic:cNvPicPr/>
+                  </pic:nvPicPr>
+                  <pic:blipFill>
+                    <a:blip r:embed="rId15"/>
+                    <a:stretch>
+                      <a:fillRect/>
+                    </a:stretch>
+                  </pic:blipFill>
+                  <pic:spPr>
+                    <a:xfrm>
+                      <a:off x="0" y="0"/>
+                      <a:ext cx="5486400" cy="3529584"/>
+                    </a:xfrm>
+                    <a:prstGeom prst="rect"/>
+                  </pic:spPr>
+                </pic:pic>
+              </a:graphicData>
+            </a:graphic>
+          </wp:inline>
+        </w:drawing>
+      </w:r>
+    </w:p>
+    <w:p>
+      <w:pPr>
+        <w:spacing w:line="336" w:lineRule="auto" w:after="180"/>
+      </w:pPr>
+      <w:r>
+        <w:rPr>
+          <w:b w:val="0"/>
+        </w:rPr>
+        <w:t xml:space="preserve">For the Grounded Learning Service, retain an annotated trace and the changed-case result. Name the contract or </w:t>
+      </w:r>
+      <w:r>
+        <w:rPr>
+          <w:b/>
+        </w:rPr>
+        <w:t>evidence</w:t>
+      </w:r>
+      <w:r>
+        <w:rPr>
+          <w:b w:val="0"/>
+        </w:rPr>
+        <w:t xml:space="preserve"> that makes the deciding step valid, so another team can review it.</w:t>
+      </w:r>
+    </w:p>
+    <w:p>
+      <w:pPr>
+        <w:spacing w:line="336" w:lineRule="auto" w:after="180"/>
+      </w:pPr>
+      <w:r>
+        <w:rPr>
+          <w:b w:val="0"/>
+        </w:rPr>
+        <w:t xml:space="preserve">Draw your </w:t>
+      </w:r>
+      <w:r>
+        <w:rPr>
+          <w:b/>
+        </w:rPr>
+        <w:t>input</w:t>
+      </w:r>
+      <w:r>
+        <w:rPr>
+          <w:b w:val="0"/>
+        </w:rPr>
+        <w:t>, deciding step, result and limit. Supported question: Apply the seven-day boundary to T1 and T2. How many T2 locations need verification, and may deletion be called complete if its backup remains?</w:t>
+      </w:r>
+    </w:p>
+    <w:p>
+      <w:pPr>
+        <w:spacing w:line="336" w:lineRule="auto" w:after="180"/>
+        <w:shd w:fill="F5F1FB"/>
+      </w:pPr>
+      <w:r>
+        <w:rPr>
+          <w:b w:val="0"/>
+        </w:rPr>
+        <w:t xml:space="preserve">Draw your project trace and justify the deciding step using </w:t>
+      </w:r>
+      <w:r>
+        <w:rPr>
+          <w:b/>
+        </w:rPr>
+        <w:t>evidence</w:t>
+      </w:r>
+      <w:r>
+        <w:rPr>
+          <w:b w:val="0"/>
+        </w:rPr>
+        <w:t>.</w:t>
+      </w:r>
+    </w:p>
+    <w:p>
+      <w:pPr>
+        <w:pStyle w:val="Heading3"/>
+      </w:pPr>
+      <w:r>
+        <w:t>My picture explanation, deciding evidence and one limit</w:t>
       </w:r>
     </w:p>
     <w:p>

--- a/downloads/workbook/ai-6-week-20.docx
+++ b/downloads/workbook/ai-6-week-20.docx
@@ -168,6 +168,48 @@
     <w:p>
       <w:r>
         <w:t>________________________________________________________________</w:t>
+      </w:r>
+    </w:p>
+    <w:p>
+      <w:pPr>
+        <w:pStyle w:val="Heading3"/>
+      </w:pPr>
+      <w:r>
+        <w:t>Lesson reference for workbook practice</w:t>
+      </w:r>
+    </w:p>
+    <w:p>
+      <w:pPr>
+        <w:spacing w:line="336" w:lineRule="auto" w:after="180"/>
+        <w:shd w:fill="F1F6F8"/>
+      </w:pPr>
+      <w:r>
+        <w:rPr>
+          <w:b w:val="0"/>
+        </w:rPr>
+        <w:t>Use this reference for the original W1–W3 and W5 exercises. The separately named independent case supplies its own changed facts; use those facts for that attempt before feedback.</w:t>
+      </w:r>
+    </w:p>
+    <w:p>
+      <w:pPr>
+        <w:spacing w:line="336" w:lineRule="auto" w:after="180"/>
+      </w:pPr>
+      <w:r>
+        <w:rPr>
+          <w:b w:val="0"/>
+        </w:rPr>
+        <w:t>Retention and deletion cover all declared stores, including caches and logs. Removing a visible row may leave copies elsewhere.</w:t>
+      </w:r>
+    </w:p>
+    <w:p>
+      <w:pPr>
+        <w:spacing w:line="336" w:lineRule="auto" w:after="180"/>
+      </w:pPr>
+      <w:r>
+        <w:rPr>
+          <w:b w:val="0"/>
+        </w:rPr>
+        <w:t>Toy policy retains session content for 7 days and deletes it when age is at least 7. Audit metadata may remain for 30 days without content. Track primary storage, cache and backup policy separately.</w:t>
       </w:r>
     </w:p>
     <w:p>
@@ -577,7 +619,7 @@
         <w:rPr>
           <w:b w:val="0"/>
         </w:rPr>
-        <w:t>Record ages are6, 7, 9 days. Cache contains copies of all three. Show the intermediate steps and give the conclusion with its scope.</w:t>
+        <w:t>Record ages are 6, 7, 9 days. Cache contains copies of all three. Show the intermediate steps and give the conclusion with its scope.</w:t>
       </w:r>
     </w:p>
     <w:p>
@@ -718,7 +760,7 @@
         <w:rPr>
           <w:b w:val="0"/>
         </w:rPr>
-        <w:t>. Ages4, 5, 6; a log stores complete content. Trace required action.</w:t>
+        <w:t>. Ages 4, 5, 6; a log stores complete content. Trace required action.</w:t>
       </w:r>
     </w:p>
     <w:p>

--- a/downloads/workbook/ai-6-week-20.docx
+++ b/downloads/workbook/ai-6-week-20.docx
@@ -25,22 +25,45 @@
         <w:pStyle w:val="Heading1"/>
       </w:pPr>
       <w:r>
-        <w:t>01. Recall and choose your starting point</w:t>
-      </w:r>
-    </w:p>
-    <w:p>
-      <w:r>
-        <w:t>Record your starting explanation for Data retention and deletion before opening notes. Show any later correction separately.</w:t>
-      </w:r>
-    </w:p>
-    <w:p>
-      <w:pPr>
-        <w:spacing w:line="336" w:lineRule="auto" w:after="180"/>
-      </w:pPr>
-      <w:r>
-        <w:rPr>
-          <w:b w:val="0"/>
-        </w:rPr>
+        <w:t>One complete retention-policy and copy-verification record.</w:t>
+      </w:r>
+    </w:p>
+    <w:p>
+      <w:r>
+        <w:t>Keep policy version, age snapshot, listed stores, due IDs, residuals, allowed audit fields and verified scope together.</w:t>
+      </w:r>
+    </w:p>
+    <w:p>
+      <w:r>
+        <w:t>Recall → W1–W3/W5 → independent 4-day case → project copy inventory → delayed return.</w:t>
+      </w:r>
+    </w:p>
+    <w:p>
+      <w:pPr>
+        <w:pStyle w:val="Heading1"/>
+      </w:pPr>
+      <w:r>
+        <w:t>01. Recall · Retrieve before notes</w:t>
+      </w:r>
+    </w:p>
+    <w:p>
+      <w:r>
+        <w:t>Keep this task’s inputs,rule and response together.</w:t>
+      </w:r>
+    </w:p>
+    <w:p>
+      <w:pPr>
+        <w:pStyle w:val="Heading2"/>
+      </w:pPr>
+      <w:r>
+        <w:t>Complete task and evidence</w:t>
+      </w:r>
+    </w:p>
+    <w:p>
+      <w:pPr>
+        <w:pStyle w:val="ListBullet"/>
+      </w:pPr>
+      <w:r>
         <w:t>Try the recall before opening notes. Then use a different colour or a labelled second line to correct your explanation.</w:t>
       </w:r>
     </w:p>
@@ -54,12 +77,9 @@
     </w:p>
     <w:p>
       <w:pPr>
-        <w:spacing w:line="336" w:lineRule="auto" w:after="180"/>
-      </w:pPr>
-      <w:r>
-        <w:rPr>
-          <w:b w:val="0"/>
-        </w:rPr>
+        <w:pStyle w:val="ListBullet"/>
+      </w:pPr>
+      <w:r>
         <w:t>Without opening the old lesson, explain one key idea from Sandboxing and resource limits. Give an example and a mistake that the idea helps you avoid.</w:t>
       </w:r>
     </w:p>
@@ -96,12 +116,9 @@
     </w:p>
     <w:p>
       <w:pPr>
-        <w:spacing w:line="336" w:lineRule="auto" w:after="180"/>
-      </w:pPr>
-      <w:r>
-        <w:rPr>
-          <w:b w:val="0"/>
-        </w:rPr>
+        <w:pStyle w:val="ListBullet"/>
+      </w:pPr>
+      <w:r>
         <w:t>Without opening the old lesson, explain one key idea from External side effects and recovery. Give an example and a mistake that the idea helps you avoid.</w:t>
       </w:r>
     </w:p>
@@ -138,12 +155,9 @@
     </w:p>
     <w:p>
       <w:pPr>
-        <w:spacing w:line="336" w:lineRule="auto" w:after="180"/>
-      </w:pPr>
-      <w:r>
-        <w:rPr>
-          <w:b w:val="0"/>
-        </w:rPr>
+        <w:pStyle w:val="ListBullet"/>
+      </w:pPr>
+      <w:r>
         <w:t>Without opening the old lesson, explain one key idea from Planning and action selection. Give an example and a mistake that the idea helps you avoid.</w:t>
       </w:r>
     </w:p>
@@ -180,35 +194,25 @@
     </w:p>
     <w:p>
       <w:pPr>
-        <w:spacing w:line="336" w:lineRule="auto" w:after="180"/>
-        <w:shd w:fill="F1F6F8"/>
-      </w:pPr>
-      <w:r>
-        <w:rPr>
-          <w:b w:val="0"/>
-        </w:rPr>
+        <w:pStyle w:val="ListBullet"/>
+      </w:pPr>
+      <w:r>
         <w:t>Use this reference for the original W1–W3 and W5 exercises. The separately named independent case supplies its own changed facts; use those facts for that attempt before feedback.</w:t>
       </w:r>
     </w:p>
     <w:p>
       <w:pPr>
-        <w:spacing w:line="336" w:lineRule="auto" w:after="180"/>
-      </w:pPr>
-      <w:r>
-        <w:rPr>
-          <w:b w:val="0"/>
-        </w:rPr>
+        <w:pStyle w:val="ListBullet"/>
+      </w:pPr>
+      <w:r>
         <w:t>Retention and deletion cover all declared stores, including caches and logs. Removing a visible row may leave copies elsewhere.</w:t>
       </w:r>
     </w:p>
     <w:p>
       <w:pPr>
-        <w:spacing w:line="336" w:lineRule="auto" w:after="180"/>
-      </w:pPr>
-      <w:r>
-        <w:rPr>
-          <w:b w:val="0"/>
-        </w:rPr>
+        <w:pStyle w:val="ListBullet"/>
+      </w:pPr>
+      <w:r>
         <w:t>Toy policy retains session content for 7 days and deletes it when age is at least 7. Audit metadata may remain for 30 days without content. Track primary storage, cache and backup policy separately.</w:t>
       </w:r>
     </w:p>
@@ -217,123 +221,44 @@
         <w:pStyle w:val="Heading1"/>
       </w:pPr>
       <w:r>
-        <w:t>02. Practise with fading help</w:t>
-      </w:r>
-    </w:p>
-    <w:p>
-      <w:r>
-        <w:t>Complete the supported Data retention and deletion trace and record the first step you can explain without help.</w:t>
-      </w:r>
-    </w:p>
-    <w:p>
-      <w:pPr>
-        <w:spacing w:line="336" w:lineRule="auto" w:after="180"/>
-      </w:pPr>
-      <w:r>
-        <w:rPr>
-          <w:b w:val="0"/>
-        </w:rPr>
-        <w:t>Use W2: Trace the worked case for Data retention and deletion. Record the answer once; the lesson and workbook refer to the same attempt.</w:t>
-      </w:r>
-    </w:p>
-    <w:tbl>
-      <w:tblPr>
-        <w:tblStyle w:val="LightShading-Accent1"/>
-        <w:tblW w:type="auto" w:w="0"/>
-        <w:tblLook w:firstColumn="1" w:firstRow="1" w:lastColumn="0" w:lastRow="0" w:noHBand="0" w:noVBand="1" w:val="04A0"/>
-      </w:tblPr>
-      <w:tblGrid>
-        <w:gridCol w:w="2556"/>
-        <w:gridCol w:w="2556"/>
-        <w:gridCol w:w="2556"/>
-        <w:gridCol w:w="2556"/>
-      </w:tblGrid>
-      <w:tr>
-        <w:trPr>
-          <w:tblHeader/>
-        </w:trPr>
-        <w:tc>
-          <w:tcPr>
-            <w:tcW w:type="dxa" w:w="2556"/>
-          </w:tcPr>
-          <w:p>
-            <w:r>
-              <w:t>Given inputs</w:t>
-            </w:r>
-          </w:p>
-        </w:tc>
-        <w:tc>
-          <w:tcPr>
-            <w:tcW w:type="dxa" w:w="2556"/>
-          </w:tcPr>
-          <w:p>
-            <w:r>
-              <w:t>Procedure I chose</w:t>
-            </w:r>
-          </w:p>
-        </w:tc>
-        <w:tc>
-          <w:tcPr>
-            <w:tcW w:type="dxa" w:w="2556"/>
-          </w:tcPr>
-          <w:p>
-            <w:r>
-              <w:t>Middle steps</w:t>
-            </w:r>
-          </w:p>
-        </w:tc>
-        <w:tc>
-          <w:tcPr>
-            <w:tcW w:type="dxa" w:w="2556"/>
-          </w:tcPr>
-          <w:p>
-            <w:r>
-              <w:t>Result and check</w:t>
-            </w:r>
-          </w:p>
-        </w:tc>
-      </w:tr>
-      <w:tr>
-        <w:tc>
-          <w:tcPr>
-            <w:tcW w:type="dxa" w:w="2556"/>
-          </w:tcPr>
-          <w:p>
-            <w:r/>
-          </w:p>
-        </w:tc>
-        <w:tc>
-          <w:tcPr>
-            <w:tcW w:type="dxa" w:w="2556"/>
-          </w:tcPr>
-          <w:p>
-            <w:r/>
-          </w:p>
-        </w:tc>
-        <w:tc>
-          <w:tcPr>
-            <w:tcW w:type="dxa" w:w="2556"/>
-          </w:tcPr>
-          <w:p>
-            <w:r/>
-          </w:p>
-        </w:tc>
-        <w:tc>
-          <w:tcPr>
-            <w:tcW w:type="dxa" w:w="2556"/>
-          </w:tcPr>
-          <w:p>
-            <w:r/>
-          </w:p>
-        </w:tc>
-      </w:tr>
-    </w:tbl>
+        <w:t>05. W1 · Explain the current example</w:t>
+      </w:r>
+    </w:p>
+    <w:p>
+      <w:r>
+        <w:t>Keep this task’s inputs,rule and response together.</w:t>
+      </w:r>
+    </w:p>
+    <w:p>
+      <w:pPr>
+        <w:pStyle w:val="Heading2"/>
+      </w:pPr>
+      <w:r>
+        <w:t>Complete task and evidence</w:t>
+      </w:r>
+    </w:p>
+    <w:p>
+      <w:pPr>
+        <w:pStyle w:val="ListBullet"/>
+      </w:pPr>
+      <w:r>
+        <w:t>Main fictional policy removes session content at age at least 7 days and permits content-free audit metadata under a separate 30-day lifetime. At the supplied snapshot S6 is age 6, S7 age 7 and S9 age 9; primary/cache initially contain all three. Keep S6 and remove S7/S9 from both stores: four modeled copy removals. Main backup expiry is unverified, so do not claim global deletion. New audit events contain only ID/action/location/event age 0; audit age 29 is retained and age 30 is due under its own clock. Separate picture covers primary and the T2 backup: retain T1 at age 6, remove both T2 copies at age 7. A failed backup removal leaves scoped deletion incomplete. A separate retry can clear the remaining copy without overwriting its failed report. Empty inventories or listed copies with missing ages do not justify success. The code transforms copied fictional dictionaries; it deletes no real records and provides no secure-erasure guarantee. Preserve only policy-permitted metadata without expired content.</w:t>
+      </w:r>
+    </w:p>
+    <w:p>
+      <w:pPr>
+        <w:pStyle w:val="ListBullet"/>
+      </w:pPr>
+      <w:r>
+        <w:t>Explain the weekly mechanism in your own words. Use the worked scenario to name its input, decision rule and output.</w:t>
+      </w:r>
+    </w:p>
     <w:p>
       <w:pPr>
         <w:pStyle w:val="Heading3"/>
       </w:pPr>
       <w:r>
-        <w:t>The step I completed without help, and the hint I needed</w:t>
+        <w:t>My reasoning and evidence</w:t>
       </w:r>
     </w:p>
     <w:p>
@@ -352,38 +277,55 @@
       </w:r>
     </w:p>
     <w:p>
+      <w:r>
+        <w:t>________________________________________________________________</w:t>
+      </w:r>
+    </w:p>
+    <w:p>
+      <w:r>
+        <w:t>________________________________________________________________</w:t>
+      </w:r>
+    </w:p>
+    <w:p>
+      <w:r>
+        <w:t>________________________________________________________________</w:t>
+      </w:r>
+    </w:p>
+    <w:p>
       <w:pPr>
         <w:pStyle w:val="Heading1"/>
       </w:pPr>
       <w:r>
-        <w:t>03. Individual reasoning check</w:t>
-      </w:r>
-    </w:p>
-    <w:p>
-      <w:r>
-        <w:t>Check the proposed Data retention and deletion explanation against the supplied facts before discussing it.</w:t>
-      </w:r>
-    </w:p>
-    <w:p>
-      <w:pPr>
-        <w:spacing w:line="336" w:lineRule="auto" w:after="180"/>
-      </w:pPr>
-      <w:r>
-        <w:rPr>
-          <w:b w:val="0"/>
-        </w:rPr>
-        <w:t>Use the worked case for Data retention and deletion. Proposed explanation: “The worked result establishes every future case”. Decide whether this explanation is supported.</w:t>
-      </w:r>
-    </w:p>
-    <w:p>
-      <w:pPr>
-        <w:spacing w:line="336" w:lineRule="auto" w:after="180"/>
-      </w:pPr>
-      <w:r>
-        <w:rPr>
-          <w:b w:val="0"/>
-        </w:rPr>
-        <w:t>Point to the step or supplied fact that decides; explain your repair if needed.</w:t>
+        <w:t>06. W2 · Trace the calculation</w:t>
+      </w:r>
+    </w:p>
+    <w:p>
+      <w:r>
+        <w:t>Keep this task’s inputs,rule and response together.</w:t>
+      </w:r>
+    </w:p>
+    <w:p>
+      <w:pPr>
+        <w:pStyle w:val="Heading2"/>
+      </w:pPr>
+      <w:r>
+        <w:t>Complete task and evidence</w:t>
+      </w:r>
+    </w:p>
+    <w:p>
+      <w:pPr>
+        <w:pStyle w:val="ListBullet"/>
+      </w:pPr>
+      <w:r>
+        <w:t>Main fictional policy removes session content at age at least 7 days and permits content-free audit metadata under a separate 30-day lifetime. At the supplied snapshot S6 is age 6, S7 age 7 and S9 age 9; primary/cache initially contain all three. Keep S6 and remove S7/S9 from both stores: four modeled copy removals. Main backup expiry is unverified, so do not claim global deletion. New audit events contain only ID/action/location/event age 0; audit age 29 is retained and age 30 is due under its own clock. Separate picture covers primary and the T2 backup: retain T1 at age 6, remove both T2 copies at age 7. A failed backup removal leaves scoped deletion incomplete. A separate retry can clear the remaining copy without overwriting its failed report. Empty inventories or listed copies with missing ages do not justify success. The code transforms copied fictional dictionaries; it deletes no real records and provides no secure-erasure guarantee. Preserve only policy-permitted metadata without expired content.</w:t>
+      </w:r>
+    </w:p>
+    <w:p>
+      <w:pPr>
+        <w:pStyle w:val="ListBullet"/>
+      </w:pPr>
+      <w:r>
+        <w:t>Record ages are 6, 7, 9 days. Cache contains copies of all three. Show the intermediate steps and give the conclusion with its scope.</w:t>
       </w:r>
     </w:p>
     <w:p>
@@ -391,7 +333,7 @@
         <w:pStyle w:val="Heading3"/>
       </w:pPr>
       <w:r>
-        <w:t>My explanation before partner discussion</w:t>
+        <w:t>My reasoning and evidence</w:t>
       </w:r>
     </w:p>
     <w:p>
@@ -415,16 +357,55 @@
       </w:r>
     </w:p>
     <w:p>
+      <w:r>
+        <w:t>________________________________________________________________</w:t>
+      </w:r>
+    </w:p>
+    <w:p>
+      <w:r>
+        <w:t>________________________________________________________________</w:t>
+      </w:r>
+    </w:p>
+    <w:p>
+      <w:r>
+        <w:t>________________________________________________________________</w:t>
+      </w:r>
+    </w:p>
+    <w:p>
       <w:pPr>
         <w:pStyle w:val="Heading1"/>
       </w:pPr>
       <w:r>
-        <w:t>04. Independent transfer case</w:t>
-      </w:r>
-    </w:p>
-    <w:p>
-      <w:r>
-        <w:t>Write one first attempt at the reserved independent case before feedback. Repeated copies of that case refer to the same recorded attempt.</w:t>
+        <w:t>07. W3 · Repair a misconception</w:t>
+      </w:r>
+    </w:p>
+    <w:p>
+      <w:r>
+        <w:t>Keep this task’s inputs,rule and response together.</w:t>
+      </w:r>
+    </w:p>
+    <w:p>
+      <w:pPr>
+        <w:pStyle w:val="Heading2"/>
+      </w:pPr>
+      <w:r>
+        <w:t>Complete task and evidence</w:t>
+      </w:r>
+    </w:p>
+    <w:p>
+      <w:pPr>
+        <w:pStyle w:val="ListBullet"/>
+      </w:pPr>
+      <w:r>
+        <w:t>Main fictional policy removes session content at age at least 7 days and permits content-free audit metadata under a separate 30-day lifetime. At the supplied snapshot S6 is age 6, S7 age 7 and S9 age 9; primary/cache initially contain all three. Keep S6 and remove S7/S9 from both stores: four modeled copy removals. Main backup expiry is unverified, so do not claim global deletion. New audit events contain only ID/action/location/event age 0; audit age 29 is retained and age 30 is due under its own clock. Separate picture covers primary and the T2 backup: retain T1 at age 6, remove both T2 copies at age 7. A failed backup removal leaves scoped deletion incomplete. A separate retry can clear the remaining copy without overwriting its failed report. Empty inventories or listed copies with missing ages do not justify success. The code transforms copied fictional dictionaries; it deletes no real records and provides no secure-erasure guarantee. Preserve only policy-permitted metadata without expired content.</w:t>
+      </w:r>
+    </w:p>
+    <w:p>
+      <w:pPr>
+        <w:pStyle w:val="ListBullet"/>
+      </w:pPr>
+      <w:r>
+        <w:t>A report omits this qualification: This fictional retention exercise is not a statement of legal retention requirements. Explain how omitting it could change a reader's interpretation, and write an accurate replacement.</w:t>
       </w:r>
     </w:p>
     <w:p>
@@ -432,17 +413,153 @@
         <w:pStyle w:val="Heading3"/>
       </w:pPr>
       <w:r>
+        <w:t>My reasoning and evidence</w:t>
+      </w:r>
+    </w:p>
+    <w:p>
+      <w:r>
+        <w:t>________________________________________________________________</w:t>
+      </w:r>
+    </w:p>
+    <w:p>
+      <w:r>
+        <w:t>________________________________________________________________</w:t>
+      </w:r>
+    </w:p>
+    <w:p>
+      <w:r>
+        <w:t>________________________________________________________________</w:t>
+      </w:r>
+    </w:p>
+    <w:p>
+      <w:r>
+        <w:t>________________________________________________________________</w:t>
+      </w:r>
+    </w:p>
+    <w:p>
+      <w:r>
+        <w:t>________________________________________________________________</w:t>
+      </w:r>
+    </w:p>
+    <w:p>
+      <w:r>
+        <w:t>________________________________________________________________</w:t>
+      </w:r>
+    </w:p>
+    <w:p>
+      <w:pPr>
+        <w:pStyle w:val="Heading1"/>
+      </w:pPr>
+      <w:r>
+        <w:t>09. W5 · Explain the limitation</w:t>
+      </w:r>
+    </w:p>
+    <w:p>
+      <w:r>
+        <w:t>Keep this task’s inputs,rule and response together.</w:t>
+      </w:r>
+    </w:p>
+    <w:p>
+      <w:pPr>
+        <w:pStyle w:val="Heading2"/>
+      </w:pPr>
+      <w:r>
+        <w:t>Complete task and evidence</w:t>
+      </w:r>
+    </w:p>
+    <w:p>
+      <w:pPr>
+        <w:pStyle w:val="ListBullet"/>
+      </w:pPr>
+      <w:r>
+        <w:t>Main fictional policy removes session content at age at least 7 days and permits content-free audit metadata under a separate 30-day lifetime. At the supplied snapshot S6 is age 6, S7 age 7 and S9 age 9; primary/cache initially contain all three. Keep S6 and remove S7/S9 from both stores: four modeled copy removals. Main backup expiry is unverified, so do not claim global deletion. New audit events contain only ID/action/location/event age 0; audit age 29 is retained and age 30 is due under its own clock. Separate picture covers primary and the T2 backup: retain T1 at age 6, remove both T2 copies at age 7. A failed backup removal leaves scoped deletion incomplete. A separate retry can clear the remaining copy without overwriting its failed report. Empty inventories or listed copies with missing ages do not justify success. The code transforms copied fictional dictionaries; it deletes no real records and provides no secure-erasure guarantee. Preserve only policy-permitted metadata without expired content.</w:t>
+      </w:r>
+    </w:p>
+    <w:p>
+      <w:pPr>
+        <w:pStyle w:val="ListBullet"/>
+      </w:pPr>
+      <w:r>
+        <w:t>For the worked scenario, propose one additional case that could reveal a failure, describe its expected outcome before running it, and explain what would need to remain fixed for a fair comparison. Do not reuse W4 as a new final test after receiving feedback.</w:t>
+      </w:r>
+    </w:p>
+    <w:p>
+      <w:pPr>
+        <w:pStyle w:val="Heading3"/>
+      </w:pPr>
+      <w:r>
+        <w:t>My reasoning and evidence</w:t>
+      </w:r>
+    </w:p>
+    <w:p>
+      <w:r>
+        <w:t>________________________________________________________________</w:t>
+      </w:r>
+    </w:p>
+    <w:p>
+      <w:r>
+        <w:t>________________________________________________________________</w:t>
+      </w:r>
+    </w:p>
+    <w:p>
+      <w:r>
+        <w:t>________________________________________________________________</w:t>
+      </w:r>
+    </w:p>
+    <w:p>
+      <w:r>
+        <w:t>________________________________________________________________</w:t>
+      </w:r>
+    </w:p>
+    <w:p>
+      <w:r>
+        <w:t>________________________________________________________________</w:t>
+      </w:r>
+    </w:p>
+    <w:p>
+      <w:r>
+        <w:t>________________________________________________________________</w:t>
+      </w:r>
+    </w:p>
+    <w:p>
+      <w:r>
+        <w:t>________________________________________________________________</w:t>
+      </w:r>
+    </w:p>
+    <w:p>
+      <w:pPr>
+        <w:pStyle w:val="Heading1"/>
+      </w:pPr>
+      <w:r>
+        <w:t>04. Try alone · Selected transfer</w:t>
+      </w:r>
+    </w:p>
+    <w:p>
+      <w:r>
+        <w:t>Keep this task’s inputs,rule and response together.</w:t>
+      </w:r>
+    </w:p>
+    <w:p>
+      <w:pPr>
+        <w:pStyle w:val="Heading2"/>
+      </w:pPr>
+      <w:r>
+        <w:t>Complete task and evidence</w:t>
+      </w:r>
+    </w:p>
+    <w:p>
+      <w:pPr>
+        <w:pStyle w:val="Heading3"/>
+      </w:pPr>
+      <w:r>
         <w:t>Independent case: Changed independent case</w:t>
       </w:r>
     </w:p>
     <w:p>
       <w:pPr>
-        <w:spacing w:line="336" w:lineRule="auto" w:after="180"/>
-      </w:pPr>
-      <w:r>
-        <w:rPr>
-          <w:b w:val="0"/>
-        </w:rPr>
+        <w:pStyle w:val="ListBullet"/>
+      </w:pPr>
+      <w:r>
         <w:t>Fictional retention policy deletes records at age &gt;=4 days. X is3 days, Y4, Z5. A copy of Y remains in a temporary log after its main record is deleted. Evaluate compliance.</w:t>
       </w:r>
     </w:p>
@@ -491,12 +608,9 @@
     </w:p>
     <w:p>
       <w:pPr>
-        <w:spacing w:line="336" w:lineRule="auto" w:after="180"/>
-      </w:pPr>
-      <w:r>
-        <w:rPr>
-          <w:b w:val="0"/>
-        </w:rPr>
+        <w:pStyle w:val="ListBullet"/>
+      </w:pPr>
+      <w:r>
         <w:t>Attempt this case before feedback. Record any help. Earlier examples below are further practice; a case already practised with feedback cannot establish fresh transfer.</w:t>
       </w:r>
     </w:p>
@@ -505,59 +619,28 @@
         <w:pStyle w:val="Heading1"/>
       </w:pPr>
       <w:r>
-        <w:t>05. W1 Explain the mechanism</w:t>
-      </w:r>
-    </w:p>
-    <w:p>
-      <w:r>
-        <w:t>Explain the mechanism. Apply the supplied Data retention and deletion facts and keep your reasoning.</w:t>
-      </w:r>
-    </w:p>
-    <w:p>
-      <w:pPr>
-        <w:spacing w:line="336" w:lineRule="auto" w:after="180"/>
-      </w:pPr>
-      <w:r>
-        <w:rPr>
-          <w:b w:val="0"/>
-        </w:rPr>
-        <w:t xml:space="preserve">Explain the weekly </w:t>
-      </w:r>
-      <w:r>
-        <w:rPr>
-          <w:b/>
-        </w:rPr>
-        <w:t>mechanism</w:t>
-      </w:r>
-      <w:r>
-        <w:rPr>
-          <w:b w:val="0"/>
-        </w:rPr>
-        <w:t xml:space="preserve"> in your own words. Use the worked scenario to name its </w:t>
-      </w:r>
-      <w:r>
-        <w:rPr>
-          <w:b/>
-        </w:rPr>
-        <w:t>input</w:t>
-      </w:r>
-      <w:r>
-        <w:rPr>
-          <w:b w:val="0"/>
-        </w:rPr>
-        <w:t xml:space="preserve">, decision rule and </w:t>
-      </w:r>
-      <w:r>
-        <w:rPr>
-          <w:b/>
-        </w:rPr>
-        <w:t>output</w:t>
-      </w:r>
-      <w:r>
-        <w:rPr>
-          <w:b w:val="0"/>
-        </w:rPr>
-        <w:t>.</w:t>
+        <w:t>10. Project · Keep the service evidence</w:t>
+      </w:r>
+    </w:p>
+    <w:p>
+      <w:r>
+        <w:t>Preserve the contract, inputs, observed outcomes and limits.</w:t>
+      </w:r>
+    </w:p>
+    <w:p>
+      <w:pPr>
+        <w:pStyle w:val="Heading2"/>
+      </w:pPr>
+      <w:r>
+        <w:t>Complete task and evidence</w:t>
+      </w:r>
+    </w:p>
+    <w:p>
+      <w:pPr>
+        <w:pStyle w:val="ListBullet"/>
+      </w:pPr>
+      <w:r>
+        <w:t>Add a labelled data retention and deletion evidence sheet to Grounded Learning Service. Show how you can explain the mechanism and terminology of data retention and deletion. Use the supplied fictional case and keep its inputs, intermediate steps, calculation or prediction, and limitation. Connect this record to last week’s record; a matching answer without a trace is insufficient.</w:t>
       </w:r>
     </w:p>
     <w:p>
@@ -565,7 +648,7 @@
         <w:pStyle w:val="Heading3"/>
       </w:pPr>
       <w:r>
-        <w:t>My reasoning and evidence</w:t>
+        <w:t>My project change, supporting evidence and remaining limit</w:t>
       </w:r>
     </w:p>
     <w:p>
@@ -603,424 +686,20 @@
         <w:pStyle w:val="Heading1"/>
       </w:pPr>
       <w:r>
-        <w:t>06. W2 Trace the worked case</w:t>
-      </w:r>
-    </w:p>
-    <w:p>
-      <w:r>
-        <w:t>Trace the worked case. Apply the supplied Data retention and deletion facts and keep your reasoning.</w:t>
-      </w:r>
-    </w:p>
-    <w:p>
-      <w:pPr>
-        <w:spacing w:line="336" w:lineRule="auto" w:after="180"/>
-      </w:pPr>
-      <w:r>
-        <w:rPr>
-          <w:b w:val="0"/>
-        </w:rPr>
-        <w:t>Record ages are 6, 7, 9 days. Cache contains copies of all three. Show the intermediate steps and give the conclusion with its scope.</w:t>
-      </w:r>
-    </w:p>
-    <w:p>
-      <w:pPr>
-        <w:pStyle w:val="Heading3"/>
-      </w:pPr>
-      <w:r>
-        <w:t>My reasoning and evidence</w:t>
-      </w:r>
-    </w:p>
-    <w:p>
-      <w:r>
-        <w:t>________________________________________________________________</w:t>
-      </w:r>
-    </w:p>
-    <w:p>
-      <w:r>
-        <w:t>________________________________________________________________</w:t>
-      </w:r>
-    </w:p>
-    <w:p>
-      <w:r>
-        <w:t>________________________________________________________________</w:t>
-      </w:r>
-    </w:p>
-    <w:p>
-      <w:r>
-        <w:t>________________________________________________________________</w:t>
-      </w:r>
-    </w:p>
-    <w:p>
-      <w:r>
-        <w:t>________________________________________________________________</w:t>
-      </w:r>
-    </w:p>
-    <w:p>
-      <w:r>
-        <w:t>________________________________________________________________</w:t>
-      </w:r>
-    </w:p>
-    <w:p>
-      <w:r>
-        <w:t>________________________________________________________________</w:t>
-      </w:r>
-    </w:p>
-    <w:p>
-      <w:pPr>
-        <w:pStyle w:val="Heading1"/>
-      </w:pPr>
-      <w:r>
-        <w:t>07. W3 Audit the limit</w:t>
-      </w:r>
-    </w:p>
-    <w:p>
-      <w:r>
-        <w:t>Audit the limit. Apply the supplied Data retention and deletion facts and keep your reasoning.</w:t>
-      </w:r>
-    </w:p>
-    <w:p>
-      <w:pPr>
-        <w:spacing w:line="336" w:lineRule="auto" w:after="180"/>
-      </w:pPr>
-      <w:r>
-        <w:rPr>
-          <w:b w:val="0"/>
-        </w:rPr>
-        <w:t>A report omits this qualification: This fictional retention exercise is not a statement of legal retention requirements. Explain how omitting it could change a reader's interpretation, and write an accurate replacement.</w:t>
-      </w:r>
-    </w:p>
-    <w:p>
-      <w:pPr>
-        <w:pStyle w:val="Heading3"/>
-      </w:pPr>
-      <w:r>
-        <w:t>My reasoning and evidence</w:t>
-      </w:r>
-    </w:p>
-    <w:p>
-      <w:r>
-        <w:t>________________________________________________________________</w:t>
-      </w:r>
-    </w:p>
-    <w:p>
-      <w:r>
-        <w:t>________________________________________________________________</w:t>
-      </w:r>
-    </w:p>
-    <w:p>
-      <w:r>
-        <w:t>________________________________________________________________</w:t>
-      </w:r>
-    </w:p>
-    <w:p>
-      <w:r>
-        <w:t>________________________________________________________________</w:t>
-      </w:r>
-    </w:p>
-    <w:p>
-      <w:r>
-        <w:t>________________________________________________________________</w:t>
-      </w:r>
-    </w:p>
-    <w:p>
-      <w:r>
-        <w:t>________________________________________________________________</w:t>
-      </w:r>
-    </w:p>
-    <w:p>
-      <w:pPr>
-        <w:pStyle w:val="Heading1"/>
-      </w:pPr>
-      <w:r>
-        <w:t>08. W4 Apply a new case independently</w:t>
-      </w:r>
-    </w:p>
-    <w:p>
-      <w:r>
-        <w:t>Attempt before feedback. If this repeats the selected independent case, reuse that first attempt; otherwise keep a separate record. Apply a new case independently. Apply the supplied Data retention and deletion facts and keep your reasoning.</w:t>
-      </w:r>
-    </w:p>
-    <w:p>
-      <w:pPr>
-        <w:spacing w:line="336" w:lineRule="auto" w:after="180"/>
-      </w:pPr>
-      <w:r>
-        <w:rPr>
-          <w:b w:val="0"/>
-        </w:rPr>
-        <w:t xml:space="preserve">Retention is5 days, inclusive </w:t>
-      </w:r>
-      <w:r>
-        <w:rPr>
-          <w:b/>
-        </w:rPr>
-        <w:t>deletion boundary</w:t>
-      </w:r>
-      <w:r>
-        <w:rPr>
-          <w:b w:val="0"/>
-        </w:rPr>
-        <w:t>. Ages 4, 5, 6; a log stores complete content. Trace required action.</w:t>
-      </w:r>
-    </w:p>
-    <w:p>
-      <w:pPr>
-        <w:pStyle w:val="Heading3"/>
-      </w:pPr>
-      <w:r>
-        <w:t>My reasoning and evidence</w:t>
-      </w:r>
-    </w:p>
-    <w:p>
-      <w:r>
-        <w:t>________________________________________________________________</w:t>
-      </w:r>
-    </w:p>
-    <w:p>
-      <w:r>
-        <w:t>________________________________________________________________</w:t>
-      </w:r>
-    </w:p>
-    <w:p>
-      <w:r>
-        <w:t>________________________________________________________________</w:t>
-      </w:r>
-    </w:p>
-    <w:p>
-      <w:r>
-        <w:t>________________________________________________________________</w:t>
-      </w:r>
-    </w:p>
-    <w:p>
-      <w:r>
-        <w:t>________________________________________________________________</w:t>
-      </w:r>
-    </w:p>
-    <w:p>
-      <w:r>
-        <w:t>________________________________________________________________</w:t>
-      </w:r>
-    </w:p>
-    <w:p>
-      <w:r>
-        <w:t>________________________________________________________________</w:t>
-      </w:r>
-    </w:p>
-    <w:p>
-      <w:r>
-        <w:t>________________________________________________________________</w:t>
-      </w:r>
-    </w:p>
-    <w:p>
-      <w:pPr>
-        <w:pStyle w:val="Heading1"/>
-      </w:pPr>
-      <w:r>
-        <w:t>09. W5 Design a revealing follow-up</w:t>
-      </w:r>
-    </w:p>
-    <w:p>
-      <w:r>
-        <w:t>Design a revealing follow-up. Apply the supplied Data retention and deletion facts and keep your reasoning.</w:t>
-      </w:r>
-    </w:p>
-    <w:p>
-      <w:pPr>
-        <w:spacing w:line="336" w:lineRule="auto" w:after="180"/>
-      </w:pPr>
-      <w:r>
-        <w:rPr>
-          <w:b w:val="0"/>
-        </w:rPr>
-        <w:t>For the worked scenario, propose one additional case that could reveal a failure, describe its expected outcome before running it, and explain what would need to remain fixed for a fair comparison.</w:t>
-      </w:r>
-    </w:p>
-    <w:p>
-      <w:pPr>
-        <w:spacing w:line="336" w:lineRule="auto" w:after="180"/>
-      </w:pPr>
-      <w:r>
-        <w:rPr>
-          <w:b w:val="0"/>
-        </w:rPr>
-        <w:t>Do not reuse W4 as a new final test after receiving feedback.</w:t>
-      </w:r>
-    </w:p>
-    <w:p>
-      <w:pPr>
-        <w:pStyle w:val="Heading3"/>
-      </w:pPr>
-      <w:r>
-        <w:t>My reasoning and evidence</w:t>
-      </w:r>
-    </w:p>
-    <w:p>
-      <w:r>
-        <w:t>________________________________________________________________</w:t>
-      </w:r>
-    </w:p>
-    <w:p>
-      <w:r>
-        <w:t>________________________________________________________________</w:t>
-      </w:r>
-    </w:p>
-    <w:p>
-      <w:r>
-        <w:t>________________________________________________________________</w:t>
-      </w:r>
-    </w:p>
-    <w:p>
-      <w:r>
-        <w:t>________________________________________________________________</w:t>
-      </w:r>
-    </w:p>
-    <w:p>
-      <w:r>
-        <w:t>________________________________________________________________</w:t>
-      </w:r>
-    </w:p>
-    <w:p>
-      <w:r>
-        <w:t>________________________________________________________________</w:t>
-      </w:r>
-    </w:p>
-    <w:p>
-      <w:r>
-        <w:t>________________________________________________________________</w:t>
-      </w:r>
-    </w:p>
-    <w:p>
-      <w:pPr>
-        <w:pStyle w:val="Heading1"/>
-      </w:pPr>
-      <w:r>
-        <w:t>10. Project checkpoint and reflection</w:t>
-      </w:r>
-    </w:p>
-    <w:p>
-      <w:r>
-        <w:t>Connect Data retention and deletion to Grounded Learning Service, identify a limit and choose the next useful test.</w:t>
-      </w:r>
-    </w:p>
-    <w:p>
-      <w:pPr>
-        <w:spacing w:line="336" w:lineRule="auto" w:after="180"/>
-      </w:pPr>
-      <w:r>
-        <w:rPr>
-          <w:b w:val="0"/>
-        </w:rPr>
-        <w:t xml:space="preserve">Add a labelled data retention and deletion </w:t>
-      </w:r>
-      <w:r>
-        <w:rPr>
-          <w:b/>
-        </w:rPr>
-        <w:t>evidence</w:t>
-      </w:r>
-      <w:r>
-        <w:rPr>
-          <w:b w:val="0"/>
-        </w:rPr>
-        <w:t xml:space="preserve"> sheet to Grounded Learning Service. Show how you can explain the </w:t>
-      </w:r>
-      <w:r>
-        <w:rPr>
-          <w:b/>
-        </w:rPr>
-        <w:t>mechanism</w:t>
-      </w:r>
-      <w:r>
-        <w:rPr>
-          <w:b w:val="0"/>
-        </w:rPr>
-        <w:t xml:space="preserve"> and terminology of data retention and deletion.</w:t>
-      </w:r>
-    </w:p>
-    <w:p>
-      <w:pPr>
-        <w:spacing w:line="336" w:lineRule="auto" w:after="180"/>
-      </w:pPr>
-      <w:r>
-        <w:rPr>
-          <w:b w:val="0"/>
-        </w:rPr>
-        <w:t xml:space="preserve">Use the supplied fictional case and keep its </w:t>
-      </w:r>
-      <w:r>
-        <w:rPr>
-          <w:b/>
-        </w:rPr>
-        <w:t>input</w:t>
-      </w:r>
-      <w:r>
-        <w:rPr>
-          <w:b w:val="0"/>
-        </w:rPr>
-        <w:t xml:space="preserve">s, intermediate steps, calculation or </w:t>
-      </w:r>
-      <w:r>
-        <w:rPr>
-          <w:b/>
-        </w:rPr>
-        <w:t>prediction</w:t>
-      </w:r>
-      <w:r>
-        <w:rPr>
-          <w:b w:val="0"/>
-        </w:rPr>
-        <w:t>, and limitation. Connect this record to last week’s record; a matching answer without a trace is insufficient.</w:t>
-      </w:r>
-    </w:p>
-    <w:p>
-      <w:pPr>
-        <w:pStyle w:val="Heading3"/>
-      </w:pPr>
-      <w:r>
-        <w:t>My project change, supporting evidence and remaining limit</w:t>
-      </w:r>
-    </w:p>
-    <w:p>
-      <w:r>
-        <w:t>________________________________________________________________</w:t>
-      </w:r>
-    </w:p>
-    <w:p>
-      <w:r>
-        <w:t>________________________________________________________________</w:t>
-      </w:r>
-    </w:p>
-    <w:p>
-      <w:r>
-        <w:t>________________________________________________________________</w:t>
-      </w:r>
-    </w:p>
-    <w:p>
-      <w:r>
-        <w:t>________________________________________________________________</w:t>
-      </w:r>
-    </w:p>
-    <w:p>
-      <w:r>
-        <w:t>________________________________________________________________</w:t>
-      </w:r>
-    </w:p>
-    <w:p>
-      <w:r>
-        <w:t>________________________________________________________________</w:t>
-      </w:r>
-    </w:p>
-    <w:p>
-      <w:pPr>
-        <w:pStyle w:val="Heading1"/>
-      </w:pPr>
-      <w:r>
-        <w:t>11. Feedback, return check and learning record</w:t>
-      </w:r>
-    </w:p>
-    <w:p>
-      <w:r>
-        <w:t>Record the first repaired step and a different case to revisit after a delay.</w:t>
+        <w:t>11. Feedback · Repair and return</w:t>
+      </w:r>
+    </w:p>
+    <w:p>
+      <w:r>
+        <w:t>Keep this task’s inputs,rule and response together.</w:t>
+      </w:r>
+    </w:p>
+    <w:p>
+      <w:pPr>
+        <w:pStyle w:val="Heading2"/>
+      </w:pPr>
+      <w:r>
+        <w:t>Complete task and evidence</w:t>
       </w:r>
     </w:p>
     <w:tbl>
@@ -1161,12 +840,9 @@
     </w:tbl>
     <w:p>
       <w:pPr>
-        <w:spacing w:line="336" w:lineRule="auto" w:after="180"/>
-      </w:pPr>
-      <w:r>
-        <w:rPr>
-          <w:b w:val="0"/>
-        </w:rPr>
+        <w:pStyle w:val="ListBullet"/>
+      </w:pPr>
+      <w:r>
         <w:t>Revisit this idea with your teacher after a delay. Familiarity is different from explaining and using it on a changed case.</w:t>
       </w:r>
     </w:p>
@@ -1175,33 +851,321 @@
         <w:pStyle w:val="Heading1"/>
       </w:pPr>
       <w:r>
-        <w:t>12. Pictorial case practice: Data retention and deletion</w:t>
-      </w:r>
-    </w:p>
-    <w:p>
-      <w:r>
-        <w:t>Delete every listed copy. A fictional policy deletes transcripts at age seven days or older, including listed backups. Explain the labelled step before checking the changed condition.</w:t>
-      </w:r>
-    </w:p>
-    <w:p>
-      <w:pPr>
-        <w:spacing w:line="336" w:lineRule="auto" w:after="180"/>
-      </w:pPr>
-      <w:r>
-        <w:rPr>
-          <w:b w:val="0"/>
-        </w:rPr>
+        <w:t>Reference bank and extra practice</w:t>
+      </w:r>
+    </w:p>
+    <w:p>
+      <w:pPr>
+        <w:pStyle w:val="Heading1"/>
+      </w:pPr>
+      <w:r>
+        <w:t>02. Reference · Supported W2 record</w:t>
+      </w:r>
+    </w:p>
+    <w:p>
+      <w:r>
+        <w:t>Keep this task’s inputs,rule and response together.</w:t>
+      </w:r>
+    </w:p>
+    <w:p>
+      <w:pPr>
+        <w:pStyle w:val="Heading2"/>
+      </w:pPr>
+      <w:r>
+        <w:t>Complete task and evidence</w:t>
+      </w:r>
+    </w:p>
+    <w:p>
+      <w:pPr>
+        <w:pStyle w:val="ListBullet"/>
+      </w:pPr>
+      <w:r>
+        <w:t>Use W2: Trace the worked case for Data retention and deletion. Record the answer once; the lesson and workbook refer to the same attempt.</w:t>
+      </w:r>
+    </w:p>
+    <w:tbl>
+      <w:tblPr>
+        <w:tblStyle w:val="LightShading-Accent1"/>
+        <w:tblW w:type="auto" w:w="0"/>
+        <w:tblLook w:firstColumn="1" w:firstRow="1" w:lastColumn="0" w:lastRow="0" w:noHBand="0" w:noVBand="1" w:val="04A0"/>
+      </w:tblPr>
+      <w:tblGrid>
+        <w:gridCol w:w="2556"/>
+        <w:gridCol w:w="2556"/>
+        <w:gridCol w:w="2556"/>
+        <w:gridCol w:w="2556"/>
+      </w:tblGrid>
+      <w:tr>
+        <w:trPr>
+          <w:tblHeader/>
+        </w:trPr>
+        <w:tc>
+          <w:tcPr>
+            <w:tcW w:type="dxa" w:w="2556"/>
+          </w:tcPr>
+          <w:p>
+            <w:r>
+              <w:t>Given inputs</w:t>
+            </w:r>
+          </w:p>
+        </w:tc>
+        <w:tc>
+          <w:tcPr>
+            <w:tcW w:type="dxa" w:w="2556"/>
+          </w:tcPr>
+          <w:p>
+            <w:r>
+              <w:t>Procedure I chose</w:t>
+            </w:r>
+          </w:p>
+        </w:tc>
+        <w:tc>
+          <w:tcPr>
+            <w:tcW w:type="dxa" w:w="2556"/>
+          </w:tcPr>
+          <w:p>
+            <w:r>
+              <w:t>Middle steps</w:t>
+            </w:r>
+          </w:p>
+        </w:tc>
+        <w:tc>
+          <w:tcPr>
+            <w:tcW w:type="dxa" w:w="2556"/>
+          </w:tcPr>
+          <w:p>
+            <w:r>
+              <w:t>Result and check</w:t>
+            </w:r>
+          </w:p>
+        </w:tc>
+      </w:tr>
+      <w:tr>
+        <w:tc>
+          <w:tcPr>
+            <w:tcW w:type="dxa" w:w="2556"/>
+          </w:tcPr>
+          <w:p>
+            <w:r/>
+          </w:p>
+        </w:tc>
+        <w:tc>
+          <w:tcPr>
+            <w:tcW w:type="dxa" w:w="2556"/>
+          </w:tcPr>
+          <w:p>
+            <w:r/>
+          </w:p>
+        </w:tc>
+        <w:tc>
+          <w:tcPr>
+            <w:tcW w:type="dxa" w:w="2556"/>
+          </w:tcPr>
+          <w:p>
+            <w:r/>
+          </w:p>
+        </w:tc>
+        <w:tc>
+          <w:tcPr>
+            <w:tcW w:type="dxa" w:w="2556"/>
+          </w:tcPr>
+          <w:p>
+            <w:r/>
+          </w:p>
+        </w:tc>
+      </w:tr>
+    </w:tbl>
+    <w:p>
+      <w:pPr>
+        <w:pStyle w:val="Heading3"/>
+      </w:pPr>
+      <w:r>
+        <w:t>The step I completed without help, and the hint I needed</w:t>
+      </w:r>
+    </w:p>
+    <w:p>
+      <w:r>
+        <w:t>________________________________________________________________</w:t>
+      </w:r>
+    </w:p>
+    <w:p>
+      <w:r>
+        <w:t>________________________________________________________________</w:t>
+      </w:r>
+    </w:p>
+    <w:p>
+      <w:r>
+        <w:t>________________________________________________________________</w:t>
+      </w:r>
+    </w:p>
+    <w:p>
+      <w:pPr>
+        <w:pStyle w:val="Heading1"/>
+      </w:pPr>
+      <w:r>
+        <w:t>03. Extra practice · Individual reasoning check</w:t>
+      </w:r>
+    </w:p>
+    <w:p>
+      <w:r>
+        <w:t>Keep this task’s inputs,rule and response together.</w:t>
+      </w:r>
+    </w:p>
+    <w:p>
+      <w:pPr>
+        <w:pStyle w:val="Heading2"/>
+      </w:pPr>
+      <w:r>
+        <w:t>Complete task and evidence</w:t>
+      </w:r>
+    </w:p>
+    <w:p>
+      <w:pPr>
+        <w:pStyle w:val="ListBullet"/>
+      </w:pPr>
+      <w:r>
+        <w:t>Use the worked case for Data retention and deletion. Proposed explanation: “The worked result establishes every future case”. Decide whether this explanation is supported. Point to the step or supplied fact that decides; explain your repair if needed.</w:t>
+      </w:r>
+    </w:p>
+    <w:p>
+      <w:pPr>
+        <w:pStyle w:val="Heading3"/>
+      </w:pPr>
+      <w:r>
+        <w:t>My explanation before partner discussion</w:t>
+      </w:r>
+    </w:p>
+    <w:p>
+      <w:r>
+        <w:t>________________________________________________________________</w:t>
+      </w:r>
+    </w:p>
+    <w:p>
+      <w:r>
+        <w:t>________________________________________________________________</w:t>
+      </w:r>
+    </w:p>
+    <w:p>
+      <w:r>
+        <w:t>________________________________________________________________</w:t>
+      </w:r>
+    </w:p>
+    <w:p>
+      <w:r>
+        <w:t>________________________________________________________________</w:t>
+      </w:r>
+    </w:p>
+    <w:p>
+      <w:pPr>
+        <w:pStyle w:val="Heading1"/>
+      </w:pPr>
+      <w:r>
+        <w:t>08. Reference · Earlier W4 response copy</w:t>
+      </w:r>
+    </w:p>
+    <w:p>
+      <w:r>
+        <w:t>Keep this task’s inputs,rule and response together.</w:t>
+      </w:r>
+    </w:p>
+    <w:p>
+      <w:pPr>
+        <w:pStyle w:val="Heading2"/>
+      </w:pPr>
+      <w:r>
+        <w:t>Complete task and evidence</w:t>
+      </w:r>
+    </w:p>
+    <w:p>
+      <w:pPr>
+        <w:pStyle w:val="ListBullet"/>
+      </w:pPr>
+      <w:r>
+        <w:t>Retention is5 days, inclusive deletion boundary. Ages 4, 5, 6; a log stores complete content. Trace required action.</w:t>
+      </w:r>
+    </w:p>
+    <w:p>
+      <w:pPr>
+        <w:pStyle w:val="Heading3"/>
+      </w:pPr>
+      <w:r>
+        <w:t>My reasoning and evidence</w:t>
+      </w:r>
+    </w:p>
+    <w:p>
+      <w:r>
+        <w:t>________________________________________________________________</w:t>
+      </w:r>
+    </w:p>
+    <w:p>
+      <w:r>
+        <w:t>________________________________________________________________</w:t>
+      </w:r>
+    </w:p>
+    <w:p>
+      <w:r>
+        <w:t>________________________________________________________________</w:t>
+      </w:r>
+    </w:p>
+    <w:p>
+      <w:r>
+        <w:t>________________________________________________________________</w:t>
+      </w:r>
+    </w:p>
+    <w:p>
+      <w:r>
+        <w:t>________________________________________________________________</w:t>
+      </w:r>
+    </w:p>
+    <w:p>
+      <w:r>
+        <w:t>________________________________________________________________</w:t>
+      </w:r>
+    </w:p>
+    <w:p>
+      <w:r>
+        <w:t>________________________________________________________________</w:t>
+      </w:r>
+    </w:p>
+    <w:p>
+      <w:r>
+        <w:t>________________________________________________________________</w:t>
+      </w:r>
+    </w:p>
+    <w:p>
+      <w:pPr>
+        <w:pStyle w:val="Heading1"/>
+      </w:pPr>
+      <w:r>
+        <w:t>12. Extra practice · Pictured case</w:t>
+      </w:r>
+    </w:p>
+    <w:p>
+      <w:r>
+        <w:t>Keep this task’s inputs,rule and response together.</w:t>
+      </w:r>
+    </w:p>
+    <w:p>
+      <w:pPr>
+        <w:pStyle w:val="Heading2"/>
+      </w:pPr>
+      <w:r>
+        <w:t>Complete task and evidence</w:t>
+      </w:r>
+    </w:p>
+    <w:p>
+      <w:pPr>
+        <w:pStyle w:val="ListBullet"/>
+      </w:pPr>
+      <w:r>
         <w:t>Delete every listed copy. A fictional policy deletes transcripts at age seven days or older, including listed backups.</w:t>
       </w:r>
     </w:p>
     <w:p>
       <w:pPr>
-        <w:spacing w:line="336" w:lineRule="auto" w:after="180"/>
-      </w:pPr>
-      <w:r>
-        <w:rPr>
-          <w:b w:val="0"/>
-        </w:rPr>
+        <w:pStyle w:val="ListBullet"/>
+      </w:pPr>
+      <w:r>
         <w:t>T1 is six days old. T2 is seven days old with one backup. Scope lists primary storage and that backup only.</w:t>
       </w:r>
     </w:p>
@@ -1243,13 +1207,9 @@
     </w:p>
     <w:p>
       <w:pPr>
-        <w:spacing w:line="336" w:lineRule="auto" w:after="180"/>
-        <w:shd w:fill="F5F1FB"/>
-      </w:pPr>
-      <w:r>
-        <w:rPr>
-          <w:b w:val="0"/>
-        </w:rPr>
+        <w:pStyle w:val="ListBullet"/>
+      </w:pPr>
+      <w:r>
         <w:t>Apply the seven-day boundary to T1 and T2. How many T2 locations need verification, and may deletion be called complete if its backup remains?</w:t>
       </w:r>
     </w:p>
@@ -1293,57 +1253,18 @@
     </w:p>
     <w:p>
       <w:pPr>
-        <w:pStyle w:val="Heading3"/>
-      </w:pPr>
-      <w:r>
-        <w:t>Record the help used</w:t>
-      </w:r>
-    </w:p>
-    <w:p>
-      <w:pPr>
-        <w:spacing w:line="336" w:lineRule="auto" w:after="180"/>
-        <w:shd w:fill="F1F6F8"/>
-      </w:pPr>
-      <w:r>
-        <w:rPr>
-          <w:b w:val="0"/>
-        </w:rPr>
-        <w:t xml:space="preserve">Support used: alone / hint / worked example. This record is practice </w:t>
-      </w:r>
-      <w:r>
-        <w:rPr>
-          <w:b/>
-        </w:rPr>
-        <w:t>evidence</w:t>
-      </w:r>
-      <w:r>
-        <w:rPr>
-          <w:b w:val="0"/>
-        </w:rPr>
-        <w:t>.</w:t>
-      </w:r>
-    </w:p>
-    <w:p>
-      <w:pPr>
-        <w:spacing w:line="336" w:lineRule="auto" w:after="180"/>
-      </w:pPr>
-      <w:r>
-        <w:rPr>
-          <w:b w:val="0"/>
-        </w:rPr>
-        <w:t xml:space="preserve">Project connection: For the Grounded Learning Service, retain an annotated trace and the changed-case result. Name the contract or </w:t>
-      </w:r>
-      <w:r>
-        <w:rPr>
-          <w:b/>
-        </w:rPr>
-        <w:t>evidence</w:t>
-      </w:r>
-      <w:r>
-        <w:rPr>
-          <w:b w:val="0"/>
-        </w:rPr>
-        <w:t xml:space="preserve"> that makes the deciding step valid, so another team can review it.</w:t>
+        <w:pStyle w:val="ListBullet"/>
+      </w:pPr>
+      <w:r>
+        <w:t>Support used: alone / hint / worked example. This record is practice evidence.</w:t>
+      </w:r>
+    </w:p>
+    <w:p>
+      <w:pPr>
+        <w:pStyle w:val="ListBullet"/>
+      </w:pPr>
+      <w:r>
+        <w:t>Project connection: For the Grounded Learning Service, retain an annotated trace and the changed-case result. Name the contract or evidence that makes the deciding step valid, so another team can review it.</w:t>
       </w:r>
     </w:p>
     <w:p>
@@ -1351,57 +1272,44 @@
         <w:pStyle w:val="Heading1"/>
       </w:pPr>
       <w:r>
-        <w:t>13. Project portfolio milestone</w:t>
-      </w:r>
-    </w:p>
-    <w:p>
-      <w:r>
-        <w:t>Keep this week’s input, deciding step, result and limit together in the Grounded Learning Service record.</w:t>
-      </w:r>
-    </w:p>
-    <w:p>
-      <w:pPr>
-        <w:spacing w:line="336" w:lineRule="auto" w:after="180"/>
-      </w:pPr>
-      <w:r>
-        <w:rPr>
-          <w:b w:val="0"/>
-        </w:rPr>
+        <w:t>13. Reference · Project milestone</w:t>
+      </w:r>
+    </w:p>
+    <w:p>
+      <w:r>
+        <w:t>Keep this task’s inputs,rule and response together.</w:t>
+      </w:r>
+    </w:p>
+    <w:p>
+      <w:pPr>
+        <w:pStyle w:val="Heading2"/>
+      </w:pPr>
+      <w:r>
+        <w:t>Complete task and evidence</w:t>
+      </w:r>
+    </w:p>
+    <w:p>
+      <w:pPr>
+        <w:pStyle w:val="ListBullet"/>
+      </w:pPr>
+      <w:r>
         <w:t>Project: Grounded Learning Service</w:t>
       </w:r>
     </w:p>
     <w:p>
       <w:pPr>
-        <w:spacing w:line="336" w:lineRule="auto" w:after="180"/>
-      </w:pPr>
-      <w:r>
-        <w:rPr>
-          <w:b w:val="0"/>
-        </w:rPr>
+        <w:pStyle w:val="ListBullet"/>
+      </w:pPr>
+      <w:r>
         <w:t>Current milestone: Evaluate and revise. Compare with your starting method, explain errors and record a justified revision.</w:t>
       </w:r>
     </w:p>
     <w:p>
       <w:pPr>
-        <w:spacing w:line="336" w:lineRule="auto" w:after="180"/>
-      </w:pPr>
-      <w:r>
-        <w:rPr>
-          <w:b w:val="0"/>
-        </w:rPr>
-        <w:t xml:space="preserve">For the Grounded Learning Service, retain an annotated trace and the changed-case result. Name the contract or </w:t>
-      </w:r>
-      <w:r>
-        <w:rPr>
-          <w:b/>
-        </w:rPr>
-        <w:t>evidence</w:t>
-      </w:r>
-      <w:r>
-        <w:rPr>
-          <w:b w:val="0"/>
-        </w:rPr>
-        <w:t xml:space="preserve"> that makes the deciding step valid, so another team can review it.</w:t>
+        <w:pStyle w:val="ListBullet"/>
+      </w:pPr>
+      <w:r>
+        <w:t>For the Grounded Learning Service, retain an annotated trace and the changed-case result. Name the contract or evidence that makes the deciding step valid, so another team can review it.</w:t>
       </w:r>
     </w:p>
     <w:tbl>
@@ -1558,12 +1466,456 @@
         <w:pStyle w:val="Heading1"/>
       </w:pPr>
       <w:r>
-        <w:t>14. Supported practice and learning evidence</w:t>
-      </w:r>
-    </w:p>
-    <w:p>
-      <w:r>
-        <w:t>Try the supported questions before comparing with hints and feedback. Record what you repaired and the evidence you retained.</w:t>
+        <w:t>14. Extra practice · Predict,check and repair</w:t>
+      </w:r>
+    </w:p>
+    <w:p>
+      <w:r>
+        <w:t>Keep supported feedback separate from the independent case.</w:t>
+      </w:r>
+    </w:p>
+    <w:p>
+      <w:pPr>
+        <w:pStyle w:val="Heading2"/>
+      </w:pPr>
+      <w:r>
+        <w:t>First supported question and optional hint</w:t>
+      </w:r>
+    </w:p>
+    <w:p>
+      <w:pPr>
+        <w:pStyle w:val="ListBullet"/>
+      </w:pPr>
+      <w:r>
+        <w:t>Delete every listed copy. A fictional policy deletes transcripts at age seven days or older, including listed backups.</w:t>
+      </w:r>
+    </w:p>
+    <w:p>
+      <w:pPr>
+        <w:pStyle w:val="Heading3"/>
+      </w:pPr>
+      <w:r>
+        <w:t>Practice 1: explain the deciding evidence</w:t>
+      </w:r>
+    </w:p>
+    <w:p>
+      <w:pPr>
+        <w:pStyle w:val="ListBullet"/>
+      </w:pPr>
+      <w:r>
+        <w:t>Which labelled step matches this detail? The scoped deletion passes only after both T2 copies are removed.</w:t>
+      </w:r>
+    </w:p>
+    <w:p>
+      <w:pPr>
+        <w:pStyle w:val="ListBullet"/>
+      </w:pPr>
+      <w:r>
+        <w:t>1. Check age</w:t>
+      </w:r>
+    </w:p>
+    <w:p>
+      <w:pPr>
+        <w:pStyle w:val="ListBullet"/>
+      </w:pPr>
+      <w:r>
+        <w:t>2. Find copies</w:t>
+      </w:r>
+    </w:p>
+    <w:p>
+      <w:pPr>
+        <w:pStyle w:val="ListBullet"/>
+      </w:pPr>
+      <w:r>
+        <w:t>3. Verify removal</w:t>
+      </w:r>
+    </w:p>
+    <w:p>
+      <w:pPr>
+        <w:pStyle w:val="Heading3"/>
+      </w:pPr>
+      <w:r>
+        <w:t>My selected conclusion, deciding fact and explanation</w:t>
+      </w:r>
+    </w:p>
+    <w:p>
+      <w:r>
+        <w:t>________________________________________________________________</w:t>
+      </w:r>
+    </w:p>
+    <w:p>
+      <w:r>
+        <w:t>________________________________________________________________</w:t>
+      </w:r>
+    </w:p>
+    <w:p>
+      <w:r>
+        <w:t>________________________________________________________________</w:t>
+      </w:r>
+    </w:p>
+    <w:p>
+      <w:r>
+        <w:t>________________________________________________________________</w:t>
+      </w:r>
+    </w:p>
+    <w:p>
+      <w:r>
+        <w:t>________________________________________________________________</w:t>
+      </w:r>
+    </w:p>
+    <w:p>
+      <w:pPr>
+        <w:pStyle w:val="ListBullet"/>
+      </w:pPr>
+      <w:r>
+        <w:t>Hint if needed: Read the steps in the pictorial case. Match the supplied detail to the stage that performs or records it.</w:t>
+      </w:r>
+    </w:p>
+    <w:p>
+      <w:pPr>
+        <w:pStyle w:val="Heading2"/>
+      </w:pPr>
+      <w:r>
+        <w:t>Check after the first attempt · reference / check after trying</w:t>
+      </w:r>
+    </w:p>
+    <w:p>
+      <w:pPr>
+        <w:spacing w:line="336" w:lineRule="auto" w:after="180"/>
+      </w:pPr>
+      <w:r>
+        <w:rPr>
+          <w:b w:val="0"/>
+        </w:rPr>
+        <w:t>After your attempt, compare with the supported explanation: Verify removal The scoped deletion passes only after both T2 copies are removed. Retention requires an age rule and an inventory.</w:t>
+      </w:r>
+    </w:p>
+    <w:p>
+      <w:pPr>
+        <w:spacing w:line="336" w:lineRule="auto" w:after="180"/>
+      </w:pPr>
+      <w:r>
+        <w:rPr>
+          <w:b w:val="0"/>
+        </w:rPr>
+        <w:t>Deleting the visible copy alone does not demonstrate removal of listed backups.</w:t>
+      </w:r>
+    </w:p>
+    <w:p>
+      <w:pPr>
+        <w:pStyle w:val="Heading2"/>
+      </w:pPr>
+      <w:r>
+        <w:t>Changed-case question and optional hint</w:t>
+      </w:r>
+    </w:p>
+    <w:p>
+      <w:pPr>
+        <w:pStyle w:val="Heading3"/>
+      </w:pPr>
+      <w:r>
+        <w:t>Practice 2: explain the deciding evidence</w:t>
+      </w:r>
+    </w:p>
+    <w:p>
+      <w:pPr>
+        <w:pStyle w:val="ListBullet"/>
+      </w:pPr>
+      <w:r>
+        <w:t>Changed-case practice: Primary deletion succeeds but backup deletion fails. Which conclusion is supported by the supplied facts?</w:t>
+      </w:r>
+    </w:p>
+    <w:p>
+      <w:pPr>
+        <w:pStyle w:val="ListBullet"/>
+      </w:pPr>
+      <w:r>
+        <w:t>1. Record incomplete deletion and follow the retry or escalation procedure.</w:t>
+      </w:r>
+    </w:p>
+    <w:p>
+      <w:pPr>
+        <w:pStyle w:val="ListBullet"/>
+      </w:pPr>
+      <w:r>
+        <w:t>2. We can decide the result without examining the changed input or the procedure.</w:t>
+      </w:r>
+    </w:p>
+    <w:p>
+      <w:pPr>
+        <w:pStyle w:val="ListBullet"/>
+      </w:pPr>
+      <w:r>
+        <w:t>3. This one example guarantees correct results for every future input.</w:t>
+      </w:r>
+    </w:p>
+    <w:p>
+      <w:pPr>
+        <w:pStyle w:val="Heading3"/>
+      </w:pPr>
+      <w:r>
+        <w:t>My selected conclusion, deciding fact and explanation</w:t>
+      </w:r>
+    </w:p>
+    <w:p>
+      <w:r>
+        <w:t>________________________________________________________________</w:t>
+      </w:r>
+    </w:p>
+    <w:p>
+      <w:r>
+        <w:t>________________________________________________________________</w:t>
+      </w:r>
+    </w:p>
+    <w:p>
+      <w:r>
+        <w:t>________________________________________________________________</w:t>
+      </w:r>
+    </w:p>
+    <w:p>
+      <w:r>
+        <w:t>________________________________________________________________</w:t>
+      </w:r>
+    </w:p>
+    <w:p>
+      <w:r>
+        <w:t>________________________________________________________________</w:t>
+      </w:r>
+    </w:p>
+    <w:p>
+      <w:pPr>
+        <w:pStyle w:val="ListBullet"/>
+      </w:pPr>
+      <w:r>
+        <w:t>Hint if needed: Use the changed condition and the deciding step in the pictorial trace. The answer must say what follows from those facts.</w:t>
+      </w:r>
+    </w:p>
+    <w:p>
+      <w:pPr>
+        <w:pStyle w:val="Heading2"/>
+      </w:pPr>
+      <w:r>
+        <w:t>Check after the changed attempt · reference / check after trying</w:t>
+      </w:r>
+    </w:p>
+    <w:p>
+      <w:pPr>
+        <w:spacing w:line="336" w:lineRule="auto" w:after="180"/>
+      </w:pPr>
+      <w:r>
+        <w:rPr>
+          <w:b w:val="0"/>
+        </w:rPr>
+        <w:t>After your attempt, compare with the supported explanation: Record incomplete deletion and follow the retry or escalation procedure. One required copy remains in the declared scope.</w:t>
+      </w:r>
+    </w:p>
+    <w:p>
+      <w:pPr>
+        <w:pStyle w:val="Heading2"/>
+      </w:pPr>
+      <w:r>
+        <w:t>Repair and retain the record</w:t>
+      </w:r>
+    </w:p>
+    <w:p>
+      <w:pPr>
+        <w:spacing w:line="336" w:lineRule="auto" w:after="180"/>
+      </w:pPr>
+      <w:r>
+        <w:rPr>
+          <w:b w:val="0"/>
+        </w:rPr>
+        <w:t xml:space="preserve">Review Sandboxing and resource limits (ai-6/19). Goal: Explain the </w:t>
+      </w:r>
+      <w:r>
+        <w:rPr>
+          <w:b/>
+        </w:rPr>
+        <w:t>mechanism</w:t>
+      </w:r>
+      <w:r>
+        <w:rPr>
+          <w:b w:val="0"/>
+        </w:rPr>
+        <w:t xml:space="preserve"> and terminology of sandboxing and resource limits. Short practice: Check A against both resource limits and B against network isolation.</w:t>
+      </w:r>
+    </w:p>
+    <w:p>
+      <w:pPr>
+        <w:spacing w:line="336" w:lineRule="auto" w:after="180"/>
+      </w:pPr>
+      <w:r>
+        <w:rPr>
+          <w:b w:val="0"/>
+        </w:rPr>
+        <w:t xml:space="preserve">Why must A stop after three seconds even if its </w:t>
+      </w:r>
+      <w:r>
+        <w:rPr>
+          <w:b/>
+        </w:rPr>
+        <w:t>output</w:t>
+      </w:r>
+      <w:r>
+        <w:rPr>
+          <w:b w:val="0"/>
+        </w:rPr>
+        <w:t xml:space="preserve"> remains only 2 MB?. Return to this week and explain what you changed.</w:t>
+      </w:r>
+    </w:p>
+    <w:p>
+      <w:pPr>
+        <w:spacing w:line="336" w:lineRule="auto" w:after="180"/>
+      </w:pPr>
+      <w:r>
+        <w:rPr>
+          <w:b w:val="0"/>
+        </w:rPr>
+        <w:t xml:space="preserve">Review External side effects and recovery (ai-6/17). Goal: Explain the </w:t>
+      </w:r>
+      <w:r>
+        <w:rPr>
+          <w:b/>
+        </w:rPr>
+        <w:t>mechanism</w:t>
+      </w:r>
+      <w:r>
+        <w:rPr>
+          <w:b w:val="0"/>
+        </w:rPr>
+        <w:t xml:space="preserve"> and terminology of external side effects and recovery. Short practice: Distinguish a missing printer acknowledgement from confirmed failure.</w:t>
+      </w:r>
+    </w:p>
+    <w:p>
+      <w:pPr>
+        <w:spacing w:line="336" w:lineRule="auto" w:after="180"/>
+      </w:pPr>
+      <w:r>
+        <w:rPr>
+          <w:b w:val="0"/>
+        </w:rPr>
+        <w:t xml:space="preserve">What should happen if J6 is complete, and what </w:t>
+      </w:r>
+      <w:r>
+        <w:rPr>
+          <w:b/>
+        </w:rPr>
+        <w:t>evidence</w:t>
+      </w:r>
+      <w:r>
+        <w:rPr>
+          <w:b w:val="0"/>
+        </w:rPr>
+        <w:t xml:space="preserve"> changes when J6 is reliably reported absent?. Return to this week and explain what you changed.</w:t>
+      </w:r>
+    </w:p>
+    <w:p>
+      <w:pPr>
+        <w:spacing w:line="336" w:lineRule="auto" w:after="180"/>
+      </w:pPr>
+      <w:r>
+        <w:rPr>
+          <w:b w:val="0"/>
+        </w:rPr>
+        <w:t xml:space="preserve">Review Planning and action selection (ai-6/14). Goal: Explain the </w:t>
+      </w:r>
+      <w:r>
+        <w:rPr>
+          <w:b/>
+        </w:rPr>
+        <w:t>mechanism</w:t>
+      </w:r>
+      <w:r>
+        <w:rPr>
+          <w:b w:val="0"/>
+        </w:rPr>
+        <w:t xml:space="preserve"> and terminology of planning and action selection. Short practice: Choose a permitted plan when no approved tower-height card exists.</w:t>
+      </w:r>
+    </w:p>
+    <w:p>
+      <w:pPr>
+        <w:spacing w:line="336" w:lineRule="auto" w:after="180"/>
+      </w:pPr>
+      <w:r>
+        <w:rPr>
+          <w:b w:val="0"/>
+        </w:rPr>
+        <w:t>What new answer becomes supported after a card records 24 metres, and why could the bot not invent it earlier?. Return to this week and explain what you changed.</w:t>
+      </w:r>
+    </w:p>
+    <w:p>
+      <w:pPr>
+        <w:spacing w:line="336" w:lineRule="auto" w:after="180"/>
+      </w:pPr>
+      <w:r>
+        <w:rPr>
+          <w:b w:val="0"/>
+        </w:rPr>
+        <w:t xml:space="preserve">Use Download completed work in the hosted lesson to export your answers, reflections, practice feedback and code-run </w:t>
+      </w:r>
+      <w:r>
+        <w:rPr>
+          <w:b/>
+        </w:rPr>
+        <w:t>evidence</w:t>
+      </w:r>
+      <w:r>
+        <w:rPr>
+          <w:b w:val="0"/>
+        </w:rPr>
+        <w:t>. Open the HTML copy to read or print it.</w:t>
+      </w:r>
+    </w:p>
+    <w:p>
+      <w:pPr>
+        <w:spacing w:line="336" w:lineRule="auto" w:after="180"/>
+      </w:pPr>
+      <w:r>
+        <w:rPr>
+          <w:b w:val="0"/>
+        </w:rPr>
+        <w:t>Drafts stay in this browser when storage is available; clear drafts on a shared device.</w:t>
+      </w:r>
+    </w:p>
+    <w:p>
+      <w:pPr>
+        <w:pStyle w:val="Heading3"/>
+      </w:pPr>
+      <w:r>
+        <w:t>What I repaired, the evidence I kept and the next test</w:t>
+      </w:r>
+    </w:p>
+    <w:p>
+      <w:r>
+        <w:t>________________________________________________________________</w:t>
+      </w:r>
+    </w:p>
+    <w:p>
+      <w:r>
+        <w:t>________________________________________________________________</w:t>
+      </w:r>
+    </w:p>
+    <w:p>
+      <w:r>
+        <w:t>________________________________________________________________</w:t>
+      </w:r>
+    </w:p>
+    <w:p>
+      <w:r>
+        <w:t>________________________________________________________________</w:t>
+      </w:r>
+    </w:p>
+    <w:p>
+      <w:r>
+        <w:t>________________________________________________________________</w:t>
+      </w:r>
+    </w:p>
+    <w:p>
+      <w:pPr>
+        <w:pStyle w:val="Heading2"/>
+      </w:pPr>
+      <w:r>
+        <w:t>Earlier wording, alternatives and picture transcripts · reference / check after trying</w:t>
       </w:r>
     </w:p>
     <w:p>
@@ -1579,68 +1931,10 @@
     </w:p>
     <w:p>
       <w:pPr>
-        <w:spacing w:line="336" w:lineRule="auto" w:after="180"/>
-      </w:pPr>
-      <w:r>
-        <w:rPr>
-          <w:b w:val="0"/>
-        </w:rPr>
-        <w:t>Delete every listed copy. A fictional policy deletes transcripts at age seven days or older, including listed backups.</w:t>
-      </w:r>
-    </w:p>
-    <w:p>
-      <w:pPr>
         <w:pStyle w:val="Heading3"/>
       </w:pPr>
       <w:r>
-        <w:t>Practice 1: explain the deciding evidence</w:t>
-      </w:r>
-    </w:p>
-    <w:p>
-      <w:pPr>
-        <w:spacing w:line="336" w:lineRule="auto" w:after="180"/>
-      </w:pPr>
-      <w:r>
-        <w:rPr>
-          <w:b w:val="0"/>
-        </w:rPr>
-        <w:t>Which labelled step matches this detail? The scoped deletion passes only after both T2 copies are removed.</w:t>
-      </w:r>
-    </w:p>
-    <w:p>
-      <w:pPr>
-        <w:spacing w:line="336" w:lineRule="auto" w:after="180"/>
-        <w:shd w:fill="F4F9FC"/>
-      </w:pPr>
-      <w:r>
-        <w:rPr>
-          <w:b w:val="0"/>
-        </w:rPr>
-        <w:t>1. Check age</w:t>
-      </w:r>
-    </w:p>
-    <w:p>
-      <w:pPr>
-        <w:spacing w:line="336" w:lineRule="auto" w:after="180"/>
-        <w:shd w:fill="F4F9FC"/>
-      </w:pPr>
-      <w:r>
-        <w:rPr>
-          <w:b w:val="0"/>
-        </w:rPr>
-        <w:t>2. Find copies</w:t>
-      </w:r>
-    </w:p>
-    <w:p>
-      <w:pPr>
-        <w:spacing w:line="336" w:lineRule="auto" w:after="180"/>
-        <w:shd w:fill="F4F9FC"/>
-      </w:pPr>
-      <w:r>
-        <w:rPr>
-          <w:b w:val="0"/>
-        </w:rPr>
-        <w:t>3. Verify removal</w:t>
+        <w:t>Repair a missing building block</w:t>
       </w:r>
     </w:p>
     <w:p>
@@ -1648,472 +1942,25 @@
         <w:pStyle w:val="Heading3"/>
       </w:pPr>
       <w:r>
-        <w:t>My selected conclusion, deciding fact and explanation</w:t>
-      </w:r>
-    </w:p>
-    <w:p>
-      <w:r>
-        <w:t>________________________________________________________________</w:t>
-      </w:r>
-    </w:p>
-    <w:p>
-      <w:r>
-        <w:t>________________________________________________________________</w:t>
-      </w:r>
-    </w:p>
-    <w:p>
-      <w:r>
-        <w:t>________________________________________________________________</w:t>
-      </w:r>
-    </w:p>
-    <w:p>
-      <w:r>
-        <w:t>________________________________________________________________</w:t>
-      </w:r>
-    </w:p>
-    <w:p>
-      <w:r>
-        <w:t>________________________________________________________________</w:t>
-      </w:r>
-    </w:p>
-    <w:p>
-      <w:pPr>
-        <w:pStyle w:val="Heading3"/>
-      </w:pPr>
-      <w:r>
-        <w:t>Hint · try first</w:t>
-      </w:r>
-    </w:p>
-    <w:p>
-      <w:pPr>
-        <w:spacing w:line="336" w:lineRule="auto" w:after="180"/>
-        <w:shd w:fill="F1F6F8"/>
-      </w:pPr>
-      <w:r>
-        <w:rPr>
-          <w:b w:val="0"/>
-        </w:rPr>
-        <w:t>Hint if needed: Read the steps in the pictorial case. Match the supplied detail to the stage that performs or records it.</w:t>
-      </w:r>
-    </w:p>
-    <w:p>
-      <w:pPr>
-        <w:pStyle w:val="Heading3"/>
-      </w:pPr>
-      <w:r>
-        <w:t>Feedback · compare after trying</w:t>
-      </w:r>
-    </w:p>
-    <w:p>
-      <w:pPr>
-        <w:spacing w:line="336" w:lineRule="auto" w:after="180"/>
-        <w:shd w:fill="F1F6FC"/>
-      </w:pPr>
-      <w:r>
-        <w:rPr>
-          <w:b w:val="0"/>
-        </w:rPr>
-        <w:t>After your attempt, compare with the supported explanation: Verify removal The scoped deletion passes only after both T2 copies are removed. Retention requires an age rule and an inventory.</w:t>
-      </w:r>
-    </w:p>
-    <w:p>
-      <w:pPr>
-        <w:spacing w:line="336" w:lineRule="auto" w:after="180"/>
-        <w:shd w:fill="F1F6FC"/>
-      </w:pPr>
-      <w:r>
-        <w:rPr>
-          <w:b w:val="0"/>
-        </w:rPr>
-        <w:t>Deleting the visible copy alone does not demonstrate removal of listed backups.</w:t>
-      </w:r>
-    </w:p>
-    <w:p>
-      <w:pPr>
-        <w:pStyle w:val="Heading3"/>
-      </w:pPr>
-      <w:r>
-        <w:t>Practice 2: explain the deciding evidence</w:t>
-      </w:r>
-    </w:p>
-    <w:p>
-      <w:pPr>
-        <w:pStyle w:val="Heading3"/>
-      </w:pPr>
-      <w:r>
-        <w:t>Changed case · predict first</w:t>
-      </w:r>
-    </w:p>
-    <w:p>
-      <w:pPr>
-        <w:spacing w:line="336" w:lineRule="auto" w:after="180"/>
-        <w:shd w:fill="F5F1FB"/>
-      </w:pPr>
-      <w:r>
-        <w:rPr>
-          <w:b w:val="0"/>
-        </w:rPr>
-        <w:t>Changed-case practice: Primary deletion succeeds but backup deletion fails. Which conclusion is supported by the supplied facts?</w:t>
-      </w:r>
-    </w:p>
-    <w:p>
-      <w:pPr>
-        <w:spacing w:line="336" w:lineRule="auto" w:after="180"/>
-        <w:shd w:fill="F4F9FC"/>
-      </w:pPr>
-      <w:r>
-        <w:rPr>
-          <w:b w:val="0"/>
-        </w:rPr>
-        <w:t>1. Record incomplete deletion and follow the retry or escalation procedure.</w:t>
-      </w:r>
-    </w:p>
-    <w:p>
-      <w:pPr>
-        <w:spacing w:line="336" w:lineRule="auto" w:after="180"/>
-        <w:shd w:fill="F4F9FC"/>
-      </w:pPr>
-      <w:r>
-        <w:rPr>
-          <w:b w:val="0"/>
-        </w:rPr>
-        <w:t xml:space="preserve">2. We can decide the result without examining the changed </w:t>
-      </w:r>
-      <w:r>
-        <w:rPr>
-          <w:b/>
-        </w:rPr>
-        <w:t>input</w:t>
-      </w:r>
-      <w:r>
-        <w:rPr>
-          <w:b w:val="0"/>
-        </w:rPr>
-        <w:t xml:space="preserve"> or the procedure.</w:t>
-      </w:r>
-    </w:p>
-    <w:p>
-      <w:pPr>
-        <w:spacing w:line="336" w:lineRule="auto" w:after="180"/>
-        <w:shd w:fill="F4F9FC"/>
-      </w:pPr>
-      <w:r>
-        <w:rPr>
-          <w:b w:val="0"/>
-        </w:rPr>
-        <w:t xml:space="preserve">3. This one example guarantees correct results for every future </w:t>
-      </w:r>
-      <w:r>
-        <w:rPr>
-          <w:b/>
-        </w:rPr>
-        <w:t>input</w:t>
-      </w:r>
-      <w:r>
-        <w:rPr>
-          <w:b w:val="0"/>
-        </w:rPr>
-        <w:t>.</w:t>
-      </w:r>
-    </w:p>
-    <w:p>
-      <w:pPr>
-        <w:pStyle w:val="Heading3"/>
-      </w:pPr>
-      <w:r>
-        <w:t>My selected conclusion, deciding fact and explanation</w:t>
-      </w:r>
-    </w:p>
-    <w:p>
-      <w:r>
-        <w:t>________________________________________________________________</w:t>
-      </w:r>
-    </w:p>
-    <w:p>
-      <w:r>
-        <w:t>________________________________________________________________</w:t>
-      </w:r>
-    </w:p>
-    <w:p>
-      <w:r>
-        <w:t>________________________________________________________________</w:t>
-      </w:r>
-    </w:p>
-    <w:p>
-      <w:r>
-        <w:t>________________________________________________________________</w:t>
-      </w:r>
-    </w:p>
-    <w:p>
-      <w:r>
-        <w:t>________________________________________________________________</w:t>
-      </w:r>
-    </w:p>
-    <w:p>
-      <w:pPr>
-        <w:pStyle w:val="Heading3"/>
-      </w:pPr>
-      <w:r>
-        <w:t>Hint · try first</w:t>
-      </w:r>
-    </w:p>
-    <w:p>
-      <w:pPr>
-        <w:spacing w:line="336" w:lineRule="auto" w:after="180"/>
-        <w:shd w:fill="F1F6F8"/>
-      </w:pPr>
-      <w:r>
-        <w:rPr>
-          <w:b w:val="0"/>
-        </w:rPr>
-        <w:t>Hint if needed: Use the changed condition and the deciding step in the pictorial trace. The answer must say what follows from those facts.</w:t>
-      </w:r>
-    </w:p>
-    <w:p>
-      <w:pPr>
-        <w:pStyle w:val="Heading3"/>
-      </w:pPr>
-      <w:r>
-        <w:t>Feedback · compare after trying</w:t>
-      </w:r>
-    </w:p>
-    <w:p>
-      <w:pPr>
-        <w:spacing w:line="336" w:lineRule="auto" w:after="180"/>
-        <w:shd w:fill="F1F6FC"/>
-      </w:pPr>
-      <w:r>
-        <w:rPr>
-          <w:b w:val="0"/>
-        </w:rPr>
-        <w:t>After your attempt, compare with the supported explanation: Record incomplete deletion and follow the retry or escalation procedure. One required copy remains in the declared scope.</w:t>
-      </w:r>
-    </w:p>
-    <w:p>
-      <w:pPr>
-        <w:pStyle w:val="Heading3"/>
-      </w:pPr>
-      <w:r>
-        <w:t>Repair a missing building block</w:t>
-      </w:r>
-    </w:p>
-    <w:p>
-      <w:pPr>
-        <w:spacing w:line="336" w:lineRule="auto" w:after="180"/>
-      </w:pPr>
-      <w:r>
-        <w:rPr>
-          <w:b w:val="0"/>
-        </w:rPr>
-        <w:t xml:space="preserve">Review Sandboxing and resource limits (ai-6/19). Goal: Explain the </w:t>
-      </w:r>
-      <w:r>
-        <w:rPr>
-          <w:b/>
-        </w:rPr>
-        <w:t>mechanism</w:t>
-      </w:r>
-      <w:r>
-        <w:rPr>
-          <w:b w:val="0"/>
-        </w:rPr>
-        <w:t xml:space="preserve"> and terminology of sandboxing and resource limits. Short practice: Check A against both resource limits and B against network isolation.</w:t>
-      </w:r>
-    </w:p>
-    <w:p>
-      <w:pPr>
-        <w:spacing w:line="336" w:lineRule="auto" w:after="180"/>
-      </w:pPr>
-      <w:r>
-        <w:rPr>
-          <w:b w:val="0"/>
-        </w:rPr>
-        <w:t xml:space="preserve">Why must A stop after three seconds even if its </w:t>
-      </w:r>
-      <w:r>
-        <w:rPr>
-          <w:b/>
-        </w:rPr>
-        <w:t>output</w:t>
-      </w:r>
-      <w:r>
-        <w:rPr>
-          <w:b w:val="0"/>
-        </w:rPr>
-        <w:t xml:space="preserve"> remains only 2 MB?. Return to this week and explain what you changed.</w:t>
-      </w:r>
-    </w:p>
-    <w:p>
-      <w:pPr>
-        <w:spacing w:line="336" w:lineRule="auto" w:after="180"/>
-      </w:pPr>
-      <w:r>
-        <w:rPr>
-          <w:b w:val="0"/>
-        </w:rPr>
-        <w:t xml:space="preserve">Review External side effects and recovery (ai-6/17). Goal: Explain the </w:t>
-      </w:r>
-      <w:r>
-        <w:rPr>
-          <w:b/>
-        </w:rPr>
-        <w:t>mechanism</w:t>
-      </w:r>
-      <w:r>
-        <w:rPr>
-          <w:b w:val="0"/>
-        </w:rPr>
-        <w:t xml:space="preserve"> and terminology of external side effects and recovery. Short practice: Distinguish a missing printer acknowledgement from confirmed failure.</w:t>
-      </w:r>
-    </w:p>
-    <w:p>
-      <w:pPr>
-        <w:spacing w:line="336" w:lineRule="auto" w:after="180"/>
-      </w:pPr>
-      <w:r>
-        <w:rPr>
-          <w:b w:val="0"/>
-        </w:rPr>
-        <w:t xml:space="preserve">What should happen if J6 is complete, and what </w:t>
-      </w:r>
-      <w:r>
-        <w:rPr>
-          <w:b/>
-        </w:rPr>
-        <w:t>evidence</w:t>
-      </w:r>
-      <w:r>
-        <w:rPr>
-          <w:b w:val="0"/>
-        </w:rPr>
-        <w:t xml:space="preserve"> changes when J6 is reliably reported absent?. Return to this week and explain what you changed.</w:t>
-      </w:r>
-    </w:p>
-    <w:p>
-      <w:pPr>
-        <w:spacing w:line="336" w:lineRule="auto" w:after="180"/>
-      </w:pPr>
-      <w:r>
-        <w:rPr>
-          <w:b w:val="0"/>
-        </w:rPr>
-        <w:t xml:space="preserve">Review Planning and action selection (ai-6/14). Goal: Explain the </w:t>
-      </w:r>
-      <w:r>
-        <w:rPr>
-          <w:b/>
-        </w:rPr>
-        <w:t>mechanism</w:t>
-      </w:r>
-      <w:r>
-        <w:rPr>
-          <w:b w:val="0"/>
-        </w:rPr>
-        <w:t xml:space="preserve"> and terminology of planning and action selection. Short practice: Choose a permitted plan when no approved tower-height card exists.</w:t>
-      </w:r>
-    </w:p>
-    <w:p>
-      <w:pPr>
-        <w:spacing w:line="336" w:lineRule="auto" w:after="180"/>
-      </w:pPr>
-      <w:r>
-        <w:rPr>
-          <w:b w:val="0"/>
-        </w:rPr>
-        <w:t>What new answer becomes supported after a card records 24 metres, and why could the bot not invent it earlier?. Return to this week and explain what you changed.</w:t>
-      </w:r>
-    </w:p>
-    <w:p>
-      <w:pPr>
-        <w:pStyle w:val="Heading3"/>
-      </w:pPr>
-      <w:r>
         <w:t>Keep your completed work</w:t>
       </w:r>
     </w:p>
     <w:p>
       <w:pPr>
-        <w:spacing w:line="336" w:lineRule="auto" w:after="180"/>
-      </w:pPr>
-      <w:r>
-        <w:rPr>
-          <w:b w:val="0"/>
-        </w:rPr>
-        <w:t xml:space="preserve">Use Download completed work in the hosted lesson to export your answers, reflections, practice feedback and code-run </w:t>
-      </w:r>
-      <w:r>
-        <w:rPr>
-          <w:b/>
-        </w:rPr>
-        <w:t>evidence</w:t>
-      </w:r>
-      <w:r>
-        <w:rPr>
-          <w:b w:val="0"/>
-        </w:rPr>
-        <w:t>. Open the HTML copy to read or print it.</w:t>
-      </w:r>
-    </w:p>
-    <w:p>
-      <w:pPr>
-        <w:spacing w:line="336" w:lineRule="auto" w:after="180"/>
-      </w:pPr>
-      <w:r>
-        <w:rPr>
-          <w:b w:val="0"/>
-        </w:rPr>
-        <w:t>Drafts stay in this browser when storage is available; clear drafts on a shared device.</w:t>
-      </w:r>
-    </w:p>
-    <w:p>
-      <w:pPr>
-        <w:pStyle w:val="Heading3"/>
-      </w:pPr>
-      <w:r>
-        <w:t>What I repaired, the evidence I kept and the next test</w:t>
-      </w:r>
-    </w:p>
-    <w:p>
-      <w:r>
-        <w:t>________________________________________________________________</w:t>
-      </w:r>
-    </w:p>
-    <w:p>
-      <w:r>
-        <w:t>________________________________________________________________</w:t>
-      </w:r>
-    </w:p>
-    <w:p>
-      <w:r>
-        <w:t>________________________________________________________________</w:t>
-      </w:r>
-    </w:p>
-    <w:p>
-      <w:r>
-        <w:t>________________________________________________________________</w:t>
-      </w:r>
-    </w:p>
-    <w:p>
-      <w:r>
-        <w:t>________________________________________________________________</w:t>
-      </w:r>
-    </w:p>
-    <w:p>
-      <w:pPr>
         <w:pStyle w:val="Heading1"/>
       </w:pPr>
       <w:r>
-        <w:t>15. Visual concept journey</w:t>
-      </w:r>
-    </w:p>
-    <w:p>
-      <w:r>
-        <w:t>Explain each Data retention and deletion picture from its labels, then record a relevant limit.</w:t>
-      </w:r>
-    </w:p>
-    <w:p>
-      <w:pPr>
-        <w:pStyle w:val="Heading3"/>
+        <w:t>15. Reference · Six-picture response sheets</w:t>
+      </w:r>
+    </w:p>
+    <w:p>
+      <w:r>
+        <w:t>Choose the picture that helps explain the current step.</w:t>
+      </w:r>
+    </w:p>
+    <w:p>
+      <w:pPr>
+        <w:pStyle w:val="Heading2"/>
       </w:pPr>
       <w:r>
         <w:t>01. Data retention and deletion: the case</w:t>
@@ -2180,7 +2027,6 @@
     <w:p>
       <w:pPr>
         <w:spacing w:line="336" w:lineRule="auto" w:after="180"/>
-        <w:shd w:fill="F5F1FB"/>
       </w:pPr>
       <w:r>
         <w:rPr>
@@ -2219,7 +2065,7 @@
     </w:p>
     <w:p>
       <w:pPr>
-        <w:pStyle w:val="Heading3"/>
+        <w:pStyle w:val="Heading2"/>
       </w:pPr>
       <w:r>
         <w:t>02. Follow the deciding steps</w:t>
@@ -2287,7 +2133,6 @@
     <w:p>
       <w:pPr>
         <w:spacing w:line="336" w:lineRule="auto" w:after="180"/>
-        <w:shd w:fill="F5F1FB"/>
       </w:pPr>
       <w:r>
         <w:rPr>
@@ -2338,7 +2183,7 @@
     </w:p>
     <w:p>
       <w:pPr>
-        <w:pStyle w:val="Heading3"/>
+        <w:pStyle w:val="Heading2"/>
       </w:pPr>
       <w:r>
         <w:t>03. A deletion rule needs an inventory of copies</w:t>
@@ -2405,7 +2250,6 @@
     <w:p>
       <w:pPr>
         <w:spacing w:line="336" w:lineRule="auto" w:after="180"/>
-        <w:shd w:fill="F5F1FB"/>
       </w:pPr>
       <w:r>
         <w:rPr>
@@ -2444,7 +2288,7 @@
     </w:p>
     <w:p>
       <w:pPr>
-        <w:pStyle w:val="Heading3"/>
+        <w:pStyle w:val="Heading2"/>
       </w:pPr>
       <w:r>
         <w:t>04. Change one thing. Trace what follows.</w:t>
@@ -2511,7 +2355,6 @@
     <w:p>
       <w:pPr>
         <w:spacing w:line="336" w:lineRule="auto" w:after="180"/>
-        <w:shd w:fill="F5F1FB"/>
       </w:pPr>
       <w:r>
         <w:rPr>
@@ -2550,7 +2393,7 @@
     </w:p>
     <w:p>
       <w:pPr>
-        <w:pStyle w:val="Heading3"/>
+        <w:pStyle w:val="Heading2"/>
       </w:pPr>
       <w:r>
         <w:t>05. Connect the explanation to its limit</w:t>
@@ -2617,7 +2460,6 @@
     <w:p>
       <w:pPr>
         <w:spacing w:line="336" w:lineRule="auto" w:after="180"/>
-        <w:shd w:fill="F5F1FB"/>
       </w:pPr>
       <w:r>
         <w:rPr>
@@ -2656,7 +2498,7 @@
     </w:p>
     <w:p>
       <w:pPr>
-        <w:pStyle w:val="Heading3"/>
+        <w:pStyle w:val="Heading2"/>
       </w:pPr>
       <w:r>
         <w:t>06. Make the idea visible in your project</w:t>
@@ -2747,7 +2589,6 @@
     <w:p>
       <w:pPr>
         <w:spacing w:line="336" w:lineRule="auto" w:after="180"/>
-        <w:shd w:fill="F5F1FB"/>
       </w:pPr>
       <w:r>
         <w:rPr>
@@ -2794,6 +2635,62 @@
     <w:p>
       <w:r>
         <w:t>________________________________________________________________</w:t>
+      </w:r>
+    </w:p>
+    <w:p>
+      <w:pPr>
+        <w:pStyle w:val="Heading2"/>
+      </w:pPr>
+      <w:r>
+        <w:t>Earlier wording, alternatives and picture transcripts · reference / check after trying</w:t>
+      </w:r>
+    </w:p>
+    <w:p>
+      <w:pPr>
+        <w:pStyle w:val="Heading3"/>
+      </w:pPr>
+      <w:r>
+        <w:t>01. Data retention and deletion: the case</w:t>
+      </w:r>
+    </w:p>
+    <w:p>
+      <w:pPr>
+        <w:pStyle w:val="Heading3"/>
+      </w:pPr>
+      <w:r>
+        <w:t>02. Follow the deciding steps</w:t>
+      </w:r>
+    </w:p>
+    <w:p>
+      <w:pPr>
+        <w:pStyle w:val="Heading3"/>
+      </w:pPr>
+      <w:r>
+        <w:t>03. A deletion rule needs an inventory of copies</w:t>
+      </w:r>
+    </w:p>
+    <w:p>
+      <w:pPr>
+        <w:pStyle w:val="Heading3"/>
+      </w:pPr>
+      <w:r>
+        <w:t>04. Change one thing. Trace what follows.</w:t>
+      </w:r>
+    </w:p>
+    <w:p>
+      <w:pPr>
+        <w:pStyle w:val="Heading3"/>
+      </w:pPr>
+      <w:r>
+        <w:t>05. Connect the explanation to its limit</w:t>
+      </w:r>
+    </w:p>
+    <w:p>
+      <w:pPr>
+        <w:pStyle w:val="Heading3"/>
+      </w:pPr>
+      <w:r>
+        <w:t>06. Make the idea visible in your project</w:t>
       </w:r>
     </w:p>
     <w:sectPr>
